--- a/Buổi 2/Bài tập_Buổi 2.docx
+++ b/Buổi 2/Bài tập_Buổi 2.docx
@@ -208,9 +208,11 @@
           <w:szCs w:val="40"/>
           <w:lang w:val="en-US"/>
         </w:rPr>
-        <w:t xml:space="preserve">GPIO22 </w:t>
-      </w:r>
-      <w:r>
+        <w:t>GPIO22 -&gt; 330 ôm -&gt; LED 2 -&gt;GND</w:t>
+      </w:r>
+    </w:p>
+    <w:p>
+      <w:pPr>
         <w:rPr>
           <w:rFonts w:ascii="Times New Roman" w:hAnsi="Times New Roman" w:cs="Times New Roman"/>
           <w:b/>
@@ -219,8 +221,21 @@
           <w:szCs w:val="40"/>
           <w:lang w:val="en-US"/>
         </w:rPr>
-        <w:t xml:space="preserve">-&gt; 330 ôm -&gt; LED </w:t>
-      </w:r>
+      </w:pPr>
+    </w:p>
+    <w:p>
+      <w:pPr>
+        <w:rPr>
+          <w:rFonts w:ascii="Times New Roman" w:eastAsia="Times New Roman" w:hAnsi="Times New Roman" w:cs="Times New Roman"/>
+          <w:b/>
+          <w:bCs/>
+          <w:kern w:val="0"/>
+          <w:sz w:val="40"/>
+          <w:szCs w:val="40"/>
+          <w:lang w:eastAsia="en-GB"/>
+          <w14:ligatures w14:val="none"/>
+        </w:rPr>
+      </w:pPr>
       <w:r>
         <w:rPr>
           <w:rFonts w:ascii="Times New Roman" w:hAnsi="Times New Roman" w:cs="Times New Roman"/>
@@ -230,7 +245,7 @@
           <w:szCs w:val="40"/>
           <w:lang w:val="en-US"/>
         </w:rPr>
-        <w:t>2 -</w:t>
+        <w:t>B</w:t>
       </w:r>
       <w:r>
         <w:rPr>
@@ -241,11 +256,9 @@
           <w:szCs w:val="40"/>
           <w:lang w:val="en-US"/>
         </w:rPr>
-        <w:t>&gt;GND</w:t>
-      </w:r>
-    </w:p>
-    <w:p>
-      <w:pPr>
+        <w:t>2</w:t>
+      </w:r>
+      <w:r>
         <w:rPr>
           <w:rFonts w:ascii="Times New Roman" w:hAnsi="Times New Roman" w:cs="Times New Roman"/>
           <w:b/>
@@ -254,21 +267,8 @@
           <w:szCs w:val="40"/>
           <w:lang w:val="en-US"/>
         </w:rPr>
-      </w:pPr>
-    </w:p>
-    <w:p>
-      <w:pPr>
-        <w:rPr>
-          <w:rFonts w:ascii="Times New Roman" w:eastAsia="Times New Roman" w:hAnsi="Times New Roman" w:cs="Times New Roman"/>
-          <w:b/>
-          <w:bCs/>
-          <w:kern w:val="0"/>
-          <w:sz w:val="40"/>
-          <w:szCs w:val="40"/>
-          <w:lang w:eastAsia="en-GB"/>
-          <w14:ligatures w14:val="none"/>
-        </w:rPr>
-      </w:pPr>
+        <w:t>.</w:t>
+      </w:r>
       <w:r>
         <w:rPr>
           <w:rFonts w:ascii="Times New Roman" w:hAnsi="Times New Roman" w:cs="Times New Roman"/>
@@ -278,19 +278,187 @@
           <w:szCs w:val="40"/>
           <w:lang w:val="en-US"/>
         </w:rPr>
-        <w:t>B</w:t>
-      </w:r>
-      <w:r>
+        <w:t xml:space="preserve"> 3</w:t>
+      </w:r>
+      <w:r>
+        <w:rPr>
+          <w:rFonts w:ascii="Times New Roman" w:eastAsia="Times New Roman" w:hAnsi="Times New Roman" w:cs="Times New Roman"/>
+          <w:b/>
+          <w:bCs/>
+          <w:kern w:val="0"/>
+          <w:sz w:val="40"/>
+          <w:szCs w:val="40"/>
+          <w:lang w:eastAsia="en-GB"/>
+          <w14:ligatures w14:val="none"/>
+        </w:rPr>
+        <w:t xml:space="preserve"> LED xen kẽ</w:t>
+      </w:r>
+      <w:r>
+        <w:rPr>
+          <w:rFonts w:ascii="Times New Roman" w:eastAsia="Times New Roman" w:hAnsi="Times New Roman" w:cs="Times New Roman"/>
+          <w:b/>
+          <w:bCs/>
+          <w:kern w:val="0"/>
+          <w:sz w:val="40"/>
+          <w:szCs w:val="40"/>
+          <w:lang w:eastAsia="en-GB"/>
+          <w14:ligatures w14:val="none"/>
+        </w:rPr>
+        <w:t xml:space="preserve"> và hiệu ứng đèn đuổi</w:t>
+      </w:r>
+    </w:p>
+    <w:p>
+      <w:pPr>
         <w:rPr>
           <w:rFonts w:ascii="Times New Roman" w:hAnsi="Times New Roman" w:cs="Times New Roman"/>
+          <w:sz w:val="40"/>
+          <w:szCs w:val="40"/>
+        </w:rPr>
+      </w:pPr>
+      <w:r>
+        <w:rPr>
+          <w:rFonts w:ascii="Times New Roman" w:hAnsi="Times New Roman" w:cs="Times New Roman"/>
+          <w:sz w:val="40"/>
+          <w:szCs w:val="40"/>
+        </w:rPr>
+        <w:t>LED1</w:t>
+      </w:r>
+      <w:r>
+        <w:rPr>
+          <w:rFonts w:ascii="Times New Roman" w:hAnsi="Times New Roman" w:cs="Times New Roman"/>
+          <w:sz w:val="40"/>
+          <w:szCs w:val="40"/>
+        </w:rPr>
+        <w:t>: Đỏ</w:t>
+      </w:r>
+    </w:p>
+    <w:p>
+      <w:pPr>
+        <w:rPr>
+          <w:rFonts w:ascii="Times New Roman" w:hAnsi="Times New Roman" w:cs="Times New Roman"/>
+          <w:sz w:val="40"/>
+          <w:szCs w:val="40"/>
+        </w:rPr>
+      </w:pPr>
+      <w:r>
+        <w:rPr>
+          <w:rFonts w:ascii="Times New Roman" w:hAnsi="Times New Roman" w:cs="Times New Roman"/>
+          <w:sz w:val="40"/>
+          <w:szCs w:val="40"/>
+        </w:rPr>
+        <w:t>LED2: Xanh dương</w:t>
+      </w:r>
+    </w:p>
+    <w:p>
+      <w:pPr>
+        <w:rPr>
+          <w:rFonts w:ascii="Times New Roman" w:eastAsia="Times New Roman" w:hAnsi="Times New Roman" w:cs="Times New Roman"/>
+          <w:b/>
+          <w:bCs/>
+          <w:kern w:val="0"/>
+          <w:sz w:val="40"/>
+          <w:szCs w:val="40"/>
+          <w:lang w:eastAsia="en-GB"/>
+          <w14:ligatures w14:val="none"/>
+        </w:rPr>
+      </w:pPr>
+      <w:r>
+        <w:rPr>
+          <w:rFonts w:ascii="Times New Roman" w:hAnsi="Times New Roman" w:cs="Times New Roman"/>
+          <w:sz w:val="40"/>
+          <w:szCs w:val="40"/>
+        </w:rPr>
+        <w:t>LED3: Xanh lá</w:t>
+      </w:r>
+    </w:p>
+    <w:p>
+      <w:pPr>
+        <w:pStyle w:val="pdq2pgselectionanchorcontainer"/>
+        <w:rPr>
+          <w:sz w:val="40"/>
+          <w:szCs w:val="40"/>
+        </w:rPr>
+      </w:pPr>
+      <w:r>
+        <w:rPr>
+          <w:sz w:val="40"/>
+          <w:szCs w:val="40"/>
+        </w:rPr>
+        <w:t>Mỗi đèn sáng với chu kỳ 1s, sau đó tắt</w:t>
+      </w:r>
+    </w:p>
+    <w:p>
+      <w:pPr>
+        <w:pStyle w:val="pdq2pgselectionanchorcontainer"/>
+        <w:rPr>
+          <w:sz w:val="40"/>
+          <w:szCs w:val="40"/>
+        </w:rPr>
+      </w:pPr>
+      <w:r>
+        <w:rPr>
+          <w:sz w:val="40"/>
+          <w:szCs w:val="40"/>
+        </w:rPr>
+        <w:t>Chuỗi sáng 1: 1&gt;2&gt;3&gt;2&gt;1&gt;2&gt;3</w:t>
+      </w:r>
+    </w:p>
+    <w:p>
+      <w:pPr>
+        <w:pStyle w:val="pdq2pgselectionanchorcontainer"/>
+        <w:rPr>
+          <w:sz w:val="40"/>
+          <w:szCs w:val="40"/>
+        </w:rPr>
+      </w:pPr>
+      <w:r>
+        <w:rPr>
+          <w:sz w:val="40"/>
+          <w:szCs w:val="40"/>
+        </w:rPr>
+        <w:t>Chuỗi sáng 2: 1&gt;2&gt;3&gt;1&gt;2&gt;3</w:t>
+      </w:r>
+    </w:p>
+    <w:p>
+      <w:pPr>
+        <w:pStyle w:val="pdq2pgselectionanchorcontainer"/>
+        <w:rPr>
+          <w:b/>
+          <w:bCs/>
+          <w:sz w:val="40"/>
+          <w:szCs w:val="40"/>
+        </w:rPr>
+      </w:pPr>
+      <w:r>
+        <w:rPr>
+          <w:b/>
+          <w:bCs/>
+          <w:sz w:val="40"/>
+          <w:szCs w:val="40"/>
+        </w:rPr>
+        <w:t>Viết for cho mỗi bài</w:t>
+      </w:r>
+    </w:p>
+    <w:p>
+      <w:pPr>
+        <w:pStyle w:val="pdq2pgselectionanchorcontainer"/>
+        <w:rPr>
+          <w:sz w:val="40"/>
+          <w:szCs w:val="40"/>
+        </w:rPr>
+      </w:pPr>
+    </w:p>
+    <w:p>
+      <w:pPr>
+        <w:rPr>
+          <w:rFonts w:ascii="Times New Roman" w:hAnsi="Times New Roman" w:cs="Times New Roman"/>
           <w:b/>
           <w:bCs/>
           <w:sz w:val="40"/>
           <w:szCs w:val="40"/>
           <w:lang w:val="en-US"/>
         </w:rPr>
-        <w:t>2</w:t>
-      </w:r>
+      </w:pPr>
       <w:r>
         <w:rPr>
           <w:rFonts w:ascii="Times New Roman" w:hAnsi="Times New Roman" w:cs="Times New Roman"/>
@@ -300,9 +468,1271 @@
           <w:szCs w:val="40"/>
           <w:lang w:val="en-US"/>
         </w:rPr>
+        <w:t xml:space="preserve">B3. </w:t>
+      </w:r>
+      <w:r>
+        <w:rPr>
+          <w:rFonts w:ascii="Times New Roman" w:hAnsi="Times New Roman" w:cs="Times New Roman"/>
+          <w:b/>
+          <w:bCs/>
+          <w:sz w:val="40"/>
+          <w:szCs w:val="40"/>
+          <w:lang w:val="en-US"/>
+        </w:rPr>
+        <w:t>Buzzer</w:t>
+      </w:r>
+    </w:p>
+    <w:p>
+      <w:pPr>
+        <w:rPr>
+          <w:rFonts w:ascii="Times New Roman" w:hAnsi="Times New Roman" w:cs="Times New Roman"/>
+          <w:b/>
+          <w:bCs/>
+          <w:sz w:val="40"/>
+          <w:szCs w:val="40"/>
+          <w:lang w:val="en-US"/>
+        </w:rPr>
+      </w:pPr>
+      <w:r>
+        <w:rPr>
+          <w:rFonts w:ascii="Times New Roman" w:hAnsi="Times New Roman" w:cs="Times New Roman"/>
+          <w:b/>
+          <w:bCs/>
+          <w:sz w:val="40"/>
+          <w:szCs w:val="40"/>
+          <w:lang w:val="en-US"/>
+        </w:rPr>
+        <w:t>GPIO23 -&gt; 330 ohm -&gt; LED -&gt; GND</w:t>
+      </w:r>
+    </w:p>
+    <w:p>
+      <w:pPr>
+        <w:rPr>
+          <w:rFonts w:ascii="Times New Roman" w:hAnsi="Times New Roman" w:cs="Times New Roman"/>
+          <w:b/>
+          <w:bCs/>
+          <w:sz w:val="40"/>
+          <w:szCs w:val="40"/>
+          <w:lang w:val="en-US"/>
+        </w:rPr>
+      </w:pPr>
+      <w:r>
+        <w:rPr>
+          <w:rFonts w:ascii="Times New Roman" w:hAnsi="Times New Roman" w:cs="Times New Roman"/>
+          <w:b/>
+          <w:bCs/>
+          <w:sz w:val="40"/>
+          <w:szCs w:val="40"/>
+          <w:lang w:val="en-US"/>
+        </w:rPr>
+        <w:t>GPIO22 -&gt; buzzer I/O</w:t>
+      </w:r>
+    </w:p>
+    <w:p>
+      <w:pPr>
+        <w:rPr>
+          <w:rFonts w:ascii="Times New Roman" w:hAnsi="Times New Roman" w:cs="Times New Roman"/>
+          <w:b/>
+          <w:bCs/>
+          <w:sz w:val="40"/>
+          <w:szCs w:val="40"/>
+          <w:lang w:val="en-US"/>
+        </w:rPr>
+      </w:pPr>
+    </w:p>
+    <w:p>
+      <w:pPr>
+        <w:rPr>
+          <w:rFonts w:ascii="Times New Roman" w:hAnsi="Times New Roman" w:cs="Times New Roman"/>
+          <w:b/>
+          <w:bCs/>
+          <w:sz w:val="40"/>
+          <w:szCs w:val="40"/>
+          <w:lang w:val="en-US"/>
+        </w:rPr>
+      </w:pPr>
+      <w:r>
+        <w:rPr>
+          <w:rFonts w:ascii="Times New Roman" w:hAnsi="Times New Roman" w:cs="Times New Roman"/>
+          <w:b/>
+          <w:bCs/>
+          <w:sz w:val="40"/>
+          <w:szCs w:val="40"/>
+          <w:lang w:val="en-US"/>
+        </w:rPr>
+        <w:t xml:space="preserve">B4. </w:t>
+      </w:r>
+    </w:p>
+    <w:p>
+      <w:pPr>
+        <w:spacing w:before="100" w:beforeAutospacing="1" w:after="100" w:afterAutospacing="1" w:line="240" w:lineRule="auto"/>
+        <w:rPr>
+          <w:rFonts w:ascii="Times New Roman" w:eastAsia="Times New Roman" w:hAnsi="Times New Roman" w:cs="Times New Roman"/>
+          <w:kern w:val="0"/>
+          <w:sz w:val="44"/>
+          <w:szCs w:val="44"/>
+          <w:lang w:eastAsia="en-GB"/>
+          <w14:ligatures w14:val="none"/>
+        </w:rPr>
+      </w:pPr>
+      <w:r>
+        <w:rPr>
+          <w:rFonts w:ascii="Times New Roman" w:eastAsia="Times New Roman" w:hAnsi="Times New Roman" w:cs="Times New Roman"/>
+          <w:b/>
+          <w:bCs/>
+          <w:kern w:val="0"/>
+          <w:sz w:val="44"/>
+          <w:szCs w:val="44"/>
+          <w:lang w:eastAsia="en-GB"/>
+          <w14:ligatures w14:val="none"/>
+        </w:rPr>
+        <w:t>Yêu cầu:</w:t>
+      </w:r>
+      <w:r>
+        <w:rPr>
+          <w:rFonts w:ascii="Times New Roman" w:eastAsia="Times New Roman" w:hAnsi="Times New Roman" w:cs="Times New Roman"/>
+          <w:kern w:val="0"/>
+          <w:sz w:val="44"/>
+          <w:szCs w:val="44"/>
+          <w:lang w:eastAsia="en-GB"/>
+          <w14:ligatures w14:val="none"/>
+        </w:rPr>
+        <w:t xml:space="preserve"> Thiết kế hệ thống mô phỏng đèn giao thông bằng 3 LED và buzzer.</w:t>
+      </w:r>
+    </w:p>
+    <w:p>
+      <w:pPr>
+        <w:spacing w:before="100" w:beforeAutospacing="1" w:after="100" w:afterAutospacing="1" w:line="240" w:lineRule="auto"/>
+        <w:rPr>
+          <w:rFonts w:ascii="Times New Roman" w:eastAsia="Times New Roman" w:hAnsi="Times New Roman" w:cs="Times New Roman"/>
+          <w:kern w:val="0"/>
+          <w:sz w:val="44"/>
+          <w:szCs w:val="44"/>
+          <w:lang w:eastAsia="en-GB"/>
+          <w14:ligatures w14:val="none"/>
+        </w:rPr>
+      </w:pPr>
+      <w:r>
+        <w:rPr>
+          <w:rFonts w:ascii="Times New Roman" w:eastAsia="Times New Roman" w:hAnsi="Times New Roman" w:cs="Times New Roman"/>
+          <w:kern w:val="0"/>
+          <w:sz w:val="44"/>
+          <w:szCs w:val="44"/>
+          <w:lang w:eastAsia="en-GB"/>
+          <w14:ligatures w14:val="none"/>
+        </w:rPr>
+        <w:t>Chu trình hoạt động:</w:t>
+      </w:r>
+    </w:p>
+    <w:p>
+      <w:pPr>
+        <w:numPr>
+          <w:ilvl w:val="0"/>
+          <w:numId w:val="1"/>
+        </w:numPr>
+        <w:spacing w:before="100" w:beforeAutospacing="1" w:after="100" w:afterAutospacing="1" w:line="240" w:lineRule="auto"/>
+        <w:rPr>
+          <w:rFonts w:ascii="Times New Roman" w:eastAsia="Times New Roman" w:hAnsi="Times New Roman" w:cs="Times New Roman"/>
+          <w:kern w:val="0"/>
+          <w:sz w:val="44"/>
+          <w:szCs w:val="44"/>
+          <w:lang w:eastAsia="en-GB"/>
+          <w14:ligatures w14:val="none"/>
+        </w:rPr>
+      </w:pPr>
+      <w:r>
+        <w:rPr>
+          <w:rFonts w:ascii="Times New Roman" w:eastAsia="Times New Roman" w:hAnsi="Times New Roman" w:cs="Times New Roman"/>
+          <w:kern w:val="0"/>
+          <w:sz w:val="44"/>
+          <w:szCs w:val="44"/>
+          <w:lang w:eastAsia="en-GB"/>
+          <w14:ligatures w14:val="none"/>
+        </w:rPr>
+        <w:t xml:space="preserve">LED xanh sáng trong </w:t>
+      </w:r>
+      <w:r>
+        <w:rPr>
+          <w:rFonts w:ascii="Times New Roman" w:eastAsia="Times New Roman" w:hAnsi="Times New Roman" w:cs="Times New Roman"/>
+          <w:kern w:val="0"/>
+          <w:sz w:val="44"/>
+          <w:szCs w:val="44"/>
+          <w:lang w:eastAsia="en-GB"/>
+          <w14:ligatures w14:val="none"/>
+        </w:rPr>
+        <w:t>10</w:t>
+      </w:r>
+      <w:r>
+        <w:rPr>
+          <w:rFonts w:ascii="Times New Roman" w:eastAsia="Times New Roman" w:hAnsi="Times New Roman" w:cs="Times New Roman"/>
+          <w:kern w:val="0"/>
+          <w:sz w:val="44"/>
+          <w:szCs w:val="44"/>
+          <w:lang w:eastAsia="en-GB"/>
+          <w14:ligatures w14:val="none"/>
+        </w:rPr>
+        <w:t xml:space="preserve"> giây.</w:t>
+      </w:r>
+    </w:p>
+    <w:p>
+      <w:pPr>
+        <w:numPr>
+          <w:ilvl w:val="0"/>
+          <w:numId w:val="1"/>
+        </w:numPr>
+        <w:spacing w:before="100" w:beforeAutospacing="1" w:after="100" w:afterAutospacing="1" w:line="240" w:lineRule="auto"/>
+        <w:rPr>
+          <w:rFonts w:ascii="Times New Roman" w:eastAsia="Times New Roman" w:hAnsi="Times New Roman" w:cs="Times New Roman"/>
+          <w:kern w:val="0"/>
+          <w:sz w:val="44"/>
+          <w:szCs w:val="44"/>
+          <w:lang w:eastAsia="en-GB"/>
+          <w14:ligatures w14:val="none"/>
+        </w:rPr>
+      </w:pPr>
+      <w:r>
+        <w:rPr>
+          <w:rFonts w:ascii="Times New Roman" w:eastAsia="Times New Roman" w:hAnsi="Times New Roman" w:cs="Times New Roman"/>
+          <w:kern w:val="0"/>
+          <w:sz w:val="44"/>
+          <w:szCs w:val="44"/>
+          <w:lang w:eastAsia="en-GB"/>
+          <w14:ligatures w14:val="none"/>
+        </w:rPr>
+        <w:t xml:space="preserve">Trong </w:t>
+      </w:r>
+      <w:r>
+        <w:rPr>
+          <w:rFonts w:ascii="Times New Roman" w:eastAsia="Times New Roman" w:hAnsi="Times New Roman" w:cs="Times New Roman"/>
+          <w:kern w:val="0"/>
+          <w:sz w:val="44"/>
+          <w:szCs w:val="44"/>
+          <w:lang w:eastAsia="en-GB"/>
+          <w14:ligatures w14:val="none"/>
+        </w:rPr>
+        <w:t>6</w:t>
+      </w:r>
+      <w:r>
+        <w:rPr>
+          <w:rFonts w:ascii="Times New Roman" w:eastAsia="Times New Roman" w:hAnsi="Times New Roman" w:cs="Times New Roman"/>
+          <w:kern w:val="0"/>
+          <w:sz w:val="44"/>
+          <w:szCs w:val="44"/>
+          <w:lang w:eastAsia="en-GB"/>
+          <w14:ligatures w14:val="none"/>
+        </w:rPr>
+        <w:t xml:space="preserve"> giây cuối của pha xanh, buzzer phát tiếng ngắn mỗi </w:t>
+      </w:r>
+      <w:r>
+        <w:rPr>
+          <w:rFonts w:ascii="Times New Roman" w:eastAsia="Times New Roman" w:hAnsi="Times New Roman" w:cs="Times New Roman"/>
+          <w:kern w:val="0"/>
+          <w:sz w:val="44"/>
+          <w:szCs w:val="44"/>
+          <w:lang w:eastAsia="en-GB"/>
+          <w14:ligatures w14:val="none"/>
+        </w:rPr>
+        <w:t>3</w:t>
+      </w:r>
+      <w:r>
+        <w:rPr>
+          <w:rFonts w:ascii="Times New Roman" w:eastAsia="Times New Roman" w:hAnsi="Times New Roman" w:cs="Times New Roman"/>
+          <w:kern w:val="0"/>
+          <w:sz w:val="44"/>
+          <w:szCs w:val="44"/>
+          <w:lang w:eastAsia="en-GB"/>
+          <w14:ligatures w14:val="none"/>
+        </w:rPr>
+        <w:t xml:space="preserve"> s để cảnh báo sắp chuyển đèn.</w:t>
+      </w:r>
+    </w:p>
+    <w:p>
+      <w:pPr>
+        <w:numPr>
+          <w:ilvl w:val="0"/>
+          <w:numId w:val="1"/>
+        </w:numPr>
+        <w:spacing w:before="100" w:beforeAutospacing="1" w:after="100" w:afterAutospacing="1" w:line="240" w:lineRule="auto"/>
+        <w:rPr>
+          <w:rFonts w:ascii="Times New Roman" w:eastAsia="Times New Roman" w:hAnsi="Times New Roman" w:cs="Times New Roman"/>
+          <w:kern w:val="0"/>
+          <w:sz w:val="44"/>
+          <w:szCs w:val="44"/>
+          <w:lang w:eastAsia="en-GB"/>
+          <w14:ligatures w14:val="none"/>
+        </w:rPr>
+      </w:pPr>
+      <w:r>
+        <w:rPr>
+          <w:rFonts w:ascii="Times New Roman" w:eastAsia="Times New Roman" w:hAnsi="Times New Roman" w:cs="Times New Roman"/>
+          <w:kern w:val="0"/>
+          <w:sz w:val="44"/>
+          <w:szCs w:val="44"/>
+          <w:lang w:eastAsia="en-GB"/>
+          <w14:ligatures w14:val="none"/>
+        </w:rPr>
+        <w:t xml:space="preserve">LED vàng sáng trong </w:t>
+      </w:r>
+      <w:r>
+        <w:rPr>
+          <w:rFonts w:ascii="Times New Roman" w:eastAsia="Times New Roman" w:hAnsi="Times New Roman" w:cs="Times New Roman"/>
+          <w:kern w:val="0"/>
+          <w:sz w:val="44"/>
+          <w:szCs w:val="44"/>
+          <w:lang w:eastAsia="en-GB"/>
+          <w14:ligatures w14:val="none"/>
+        </w:rPr>
+        <w:t>5</w:t>
+      </w:r>
+      <w:r>
+        <w:rPr>
+          <w:rFonts w:ascii="Times New Roman" w:eastAsia="Times New Roman" w:hAnsi="Times New Roman" w:cs="Times New Roman"/>
+          <w:kern w:val="0"/>
+          <w:sz w:val="44"/>
+          <w:szCs w:val="44"/>
+          <w:lang w:eastAsia="en-GB"/>
+          <w14:ligatures w14:val="none"/>
+        </w:rPr>
+        <w:t xml:space="preserve"> giây.</w:t>
+      </w:r>
+    </w:p>
+    <w:p>
+      <w:pPr>
+        <w:numPr>
+          <w:ilvl w:val="0"/>
+          <w:numId w:val="1"/>
+        </w:numPr>
+        <w:spacing w:before="100" w:beforeAutospacing="1" w:after="100" w:afterAutospacing="1" w:line="240" w:lineRule="auto"/>
+        <w:rPr>
+          <w:rFonts w:ascii="Times New Roman" w:eastAsia="Times New Roman" w:hAnsi="Times New Roman" w:cs="Times New Roman"/>
+          <w:kern w:val="0"/>
+          <w:sz w:val="44"/>
+          <w:szCs w:val="44"/>
+          <w:lang w:eastAsia="en-GB"/>
+          <w14:ligatures w14:val="none"/>
+        </w:rPr>
+      </w:pPr>
+      <w:r>
+        <w:rPr>
+          <w:rFonts w:ascii="Times New Roman" w:eastAsia="Times New Roman" w:hAnsi="Times New Roman" w:cs="Times New Roman"/>
+          <w:kern w:val="0"/>
+          <w:sz w:val="44"/>
+          <w:szCs w:val="44"/>
+          <w:lang w:eastAsia="en-GB"/>
+          <w14:ligatures w14:val="none"/>
+        </w:rPr>
+        <w:t xml:space="preserve">LED đỏ sáng trong </w:t>
+      </w:r>
+      <w:r>
+        <w:rPr>
+          <w:rFonts w:ascii="Times New Roman" w:eastAsia="Times New Roman" w:hAnsi="Times New Roman" w:cs="Times New Roman"/>
+          <w:kern w:val="0"/>
+          <w:sz w:val="44"/>
+          <w:szCs w:val="44"/>
+          <w:lang w:eastAsia="en-GB"/>
+          <w14:ligatures w14:val="none"/>
+        </w:rPr>
+        <w:t>6</w:t>
+      </w:r>
+      <w:r>
+        <w:rPr>
+          <w:rFonts w:ascii="Times New Roman" w:eastAsia="Times New Roman" w:hAnsi="Times New Roman" w:cs="Times New Roman"/>
+          <w:kern w:val="0"/>
+          <w:sz w:val="44"/>
+          <w:szCs w:val="44"/>
+          <w:lang w:eastAsia="en-GB"/>
+          <w14:ligatures w14:val="none"/>
+        </w:rPr>
+        <w:t xml:space="preserve"> giây.</w:t>
+      </w:r>
+    </w:p>
+    <w:p>
+      <w:pPr>
+        <w:numPr>
+          <w:ilvl w:val="0"/>
+          <w:numId w:val="1"/>
+        </w:numPr>
+        <w:spacing w:before="100" w:beforeAutospacing="1" w:after="100" w:afterAutospacing="1" w:line="240" w:lineRule="auto"/>
+        <w:rPr>
+          <w:rFonts w:ascii="Times New Roman" w:eastAsia="Times New Roman" w:hAnsi="Times New Roman" w:cs="Times New Roman"/>
+          <w:kern w:val="0"/>
+          <w:sz w:val="44"/>
+          <w:szCs w:val="44"/>
+          <w:lang w:eastAsia="en-GB"/>
+          <w14:ligatures w14:val="none"/>
+        </w:rPr>
+      </w:pPr>
+      <w:r>
+        <w:rPr>
+          <w:rFonts w:ascii="Times New Roman" w:eastAsia="Times New Roman" w:hAnsi="Times New Roman" w:cs="Times New Roman"/>
+          <w:kern w:val="0"/>
+          <w:sz w:val="44"/>
+          <w:szCs w:val="44"/>
+          <w:lang w:eastAsia="en-GB"/>
+          <w14:ligatures w14:val="none"/>
+        </w:rPr>
+        <w:t>Trong 3 giây cuối của pha đỏ, buzzer phát tiếng mỗi giây.</w:t>
+      </w:r>
+    </w:p>
+    <w:p>
+      <w:pPr>
+        <w:numPr>
+          <w:ilvl w:val="0"/>
+          <w:numId w:val="1"/>
+        </w:numPr>
+        <w:spacing w:before="100" w:beforeAutospacing="1" w:after="100" w:afterAutospacing="1" w:line="240" w:lineRule="auto"/>
+        <w:rPr>
+          <w:rFonts w:ascii="Times New Roman" w:eastAsia="Times New Roman" w:hAnsi="Times New Roman" w:cs="Times New Roman"/>
+          <w:kern w:val="0"/>
+          <w:sz w:val="44"/>
+          <w:szCs w:val="44"/>
+          <w:lang w:eastAsia="en-GB"/>
+          <w14:ligatures w14:val="none"/>
+        </w:rPr>
+      </w:pPr>
+      <w:r>
+        <w:rPr>
+          <w:rFonts w:ascii="Times New Roman" w:eastAsia="Times New Roman" w:hAnsi="Times New Roman" w:cs="Times New Roman"/>
+          <w:kern w:val="0"/>
+          <w:sz w:val="44"/>
+          <w:szCs w:val="44"/>
+          <w:lang w:eastAsia="en-GB"/>
+          <w14:ligatures w14:val="none"/>
+        </w:rPr>
+        <w:t>Hệ thống lặp lại liên tục.</w:t>
+      </w:r>
+    </w:p>
+    <w:p>
+      <w:pPr>
+        <w:spacing w:before="100" w:beforeAutospacing="1" w:after="100" w:afterAutospacing="1" w:line="240" w:lineRule="auto"/>
+        <w:rPr>
+          <w:rFonts w:ascii="Times New Roman" w:eastAsia="Times New Roman" w:hAnsi="Times New Roman" w:cs="Times New Roman"/>
+          <w:kern w:val="0"/>
+          <w:sz w:val="44"/>
+          <w:szCs w:val="44"/>
+          <w:lang w:eastAsia="en-GB"/>
+          <w14:ligatures w14:val="none"/>
+        </w:rPr>
+      </w:pPr>
+      <w:r>
+        <w:rPr>
+          <w:rFonts w:ascii="Times New Roman" w:eastAsia="Times New Roman" w:hAnsi="Times New Roman" w:cs="Times New Roman"/>
+          <w:b/>
+          <w:bCs/>
+          <w:kern w:val="0"/>
+          <w:sz w:val="44"/>
+          <w:szCs w:val="44"/>
+          <w:lang w:eastAsia="en-GB"/>
+          <w14:ligatures w14:val="none"/>
+        </w:rPr>
+        <w:t>Yêu cầu mở rộng:</w:t>
+      </w:r>
+      <w:r>
+        <w:rPr>
+          <w:rFonts w:ascii="Times New Roman" w:eastAsia="Times New Roman" w:hAnsi="Times New Roman" w:cs="Times New Roman"/>
+          <w:kern w:val="0"/>
+          <w:sz w:val="44"/>
+          <w:szCs w:val="44"/>
+          <w:lang w:eastAsia="en-GB"/>
+          <w14:ligatures w14:val="none"/>
+        </w:rPr>
+        <w:t xml:space="preserve"> Không được để hai LED giao thông sáng đồng thời.</w:t>
+      </w:r>
+    </w:p>
+    <w:p>
+      <w:pPr>
+        <w:spacing w:before="100" w:beforeAutospacing="1" w:after="100" w:afterAutospacing="1" w:line="240" w:lineRule="auto"/>
+        <w:rPr>
+          <w:rFonts w:ascii="Times New Roman" w:eastAsia="Times New Roman" w:hAnsi="Times New Roman" w:cs="Times New Roman"/>
+          <w:kern w:val="0"/>
+          <w:sz w:val="44"/>
+          <w:szCs w:val="44"/>
+          <w:lang w:eastAsia="en-GB"/>
+          <w14:ligatures w14:val="none"/>
+        </w:rPr>
+      </w:pPr>
+    </w:p>
+    <w:p>
+      <w:pPr>
+        <w:spacing w:before="100" w:beforeAutospacing="1" w:after="100" w:afterAutospacing="1" w:line="240" w:lineRule="auto"/>
+        <w:rPr>
+          <w:rFonts w:ascii="Times New Roman" w:eastAsia="Times New Roman" w:hAnsi="Times New Roman" w:cs="Times New Roman"/>
+          <w:kern w:val="0"/>
+          <w:sz w:val="44"/>
+          <w:szCs w:val="44"/>
+          <w:lang w:eastAsia="en-GB"/>
+          <w14:ligatures w14:val="none"/>
+        </w:rPr>
+      </w:pPr>
+    </w:p>
+    <w:p>
+      <w:pPr>
+        <w:spacing w:before="100" w:beforeAutospacing="1" w:after="100" w:afterAutospacing="1" w:line="240" w:lineRule="auto"/>
+        <w:rPr>
+          <w:rFonts w:ascii="Times New Roman" w:eastAsia="Times New Roman" w:hAnsi="Times New Roman" w:cs="Times New Roman"/>
+          <w:kern w:val="0"/>
+          <w:sz w:val="44"/>
+          <w:szCs w:val="44"/>
+          <w:lang w:eastAsia="en-GB"/>
+          <w14:ligatures w14:val="none"/>
+        </w:rPr>
+      </w:pPr>
+      <w:r>
+        <w:rPr>
+          <w:rFonts w:ascii="Times New Roman" w:eastAsia="Times New Roman" w:hAnsi="Times New Roman" w:cs="Times New Roman"/>
+          <w:kern w:val="0"/>
+          <w:sz w:val="44"/>
+          <w:szCs w:val="44"/>
+          <w:lang w:eastAsia="en-GB"/>
+          <w14:ligatures w14:val="none"/>
+        </w:rPr>
+        <w:lastRenderedPageBreak/>
+        <w:t xml:space="preserve">B5. </w:t>
+      </w:r>
+    </w:p>
+    <w:p>
+      <w:pPr>
+        <w:spacing w:before="100" w:beforeAutospacing="1" w:after="100" w:afterAutospacing="1" w:line="240" w:lineRule="auto"/>
+        <w:rPr>
+          <w:rFonts w:ascii="Times New Roman" w:eastAsia="Times New Roman" w:hAnsi="Times New Roman" w:cs="Times New Roman"/>
+          <w:kern w:val="0"/>
+          <w:sz w:val="48"/>
+          <w:szCs w:val="48"/>
+          <w:lang w:eastAsia="en-GB"/>
+          <w14:ligatures w14:val="none"/>
+        </w:rPr>
+      </w:pPr>
+      <w:r>
+        <w:rPr>
+          <w:rFonts w:ascii="Times New Roman" w:eastAsia="Times New Roman" w:hAnsi="Times New Roman" w:cs="Times New Roman"/>
+          <w:kern w:val="0"/>
+          <w:sz w:val="48"/>
+          <w:szCs w:val="48"/>
+          <w:lang w:eastAsia="en-GB"/>
+          <w14:ligatures w14:val="none"/>
+        </w:rPr>
+        <w:t xml:space="preserve">Thiết kế hệ thống </w:t>
+      </w:r>
+      <w:r>
+        <w:rPr>
+          <w:rFonts w:ascii="Times New Roman" w:eastAsia="Times New Roman" w:hAnsi="Times New Roman" w:cs="Times New Roman"/>
+          <w:b/>
+          <w:bCs/>
+          <w:kern w:val="0"/>
+          <w:sz w:val="48"/>
+          <w:szCs w:val="48"/>
+          <w:lang w:eastAsia="en-GB"/>
+          <w14:ligatures w14:val="none"/>
+        </w:rPr>
+        <w:t>Launch Sequence Simulator</w:t>
+      </w:r>
+      <w:r>
+        <w:rPr>
+          <w:rFonts w:ascii="Times New Roman" w:eastAsia="Times New Roman" w:hAnsi="Times New Roman" w:cs="Times New Roman"/>
+          <w:kern w:val="0"/>
+          <w:sz w:val="48"/>
+          <w:szCs w:val="48"/>
+          <w:lang w:eastAsia="en-GB"/>
+          <w14:ligatures w14:val="none"/>
+        </w:rPr>
+        <w:t xml:space="preserve"> với 3 LED và buzzer.</w:t>
+      </w:r>
+    </w:p>
+    <w:p>
+      <w:pPr>
+        <w:spacing w:before="100" w:beforeAutospacing="1" w:after="100" w:afterAutospacing="1" w:line="240" w:lineRule="auto"/>
+        <w:rPr>
+          <w:rFonts w:ascii="Times New Roman" w:eastAsia="Times New Roman" w:hAnsi="Times New Roman" w:cs="Times New Roman"/>
+          <w:kern w:val="0"/>
+          <w:sz w:val="48"/>
+          <w:szCs w:val="48"/>
+          <w:lang w:eastAsia="en-GB"/>
+          <w14:ligatures w14:val="none"/>
+        </w:rPr>
+      </w:pPr>
+      <w:r>
+        <w:rPr>
+          <w:rFonts w:ascii="Times New Roman" w:eastAsia="Times New Roman" w:hAnsi="Times New Roman" w:cs="Times New Roman"/>
+          <w:kern w:val="0"/>
+          <w:sz w:val="48"/>
+          <w:szCs w:val="48"/>
+          <w:lang w:eastAsia="en-GB"/>
+          <w14:ligatures w14:val="none"/>
+        </w:rPr>
+        <w:t>Khi chương trình bắt đầu:</w:t>
+      </w:r>
+    </w:p>
+    <w:p>
+      <w:pPr>
+        <w:numPr>
+          <w:ilvl w:val="0"/>
+          <w:numId w:val="2"/>
+        </w:numPr>
+        <w:spacing w:before="100" w:beforeAutospacing="1" w:after="100" w:afterAutospacing="1" w:line="240" w:lineRule="auto"/>
+        <w:rPr>
+          <w:rFonts w:ascii="Times New Roman" w:eastAsia="Times New Roman" w:hAnsi="Times New Roman" w:cs="Times New Roman"/>
+          <w:kern w:val="0"/>
+          <w:sz w:val="48"/>
+          <w:szCs w:val="48"/>
+          <w:lang w:eastAsia="en-GB"/>
+          <w14:ligatures w14:val="none"/>
+        </w:rPr>
+      </w:pPr>
+      <w:r>
+        <w:rPr>
+          <w:rFonts w:ascii="Times New Roman" w:eastAsia="Times New Roman" w:hAnsi="Times New Roman" w:cs="Times New Roman"/>
+          <w:kern w:val="0"/>
+          <w:sz w:val="48"/>
+          <w:szCs w:val="48"/>
+          <w:lang w:eastAsia="en-GB"/>
+          <w14:ligatures w14:val="none"/>
+        </w:rPr>
+        <w:t>LED đỏ sáng: hệ thống ở trạng thái chuẩn bị.</w:t>
+      </w:r>
+    </w:p>
+    <w:p>
+      <w:pPr>
+        <w:numPr>
+          <w:ilvl w:val="0"/>
+          <w:numId w:val="2"/>
+        </w:numPr>
+        <w:spacing w:before="100" w:beforeAutospacing="1" w:after="100" w:afterAutospacing="1" w:line="240" w:lineRule="auto"/>
+        <w:rPr>
+          <w:rFonts w:ascii="Times New Roman" w:eastAsia="Times New Roman" w:hAnsi="Times New Roman" w:cs="Times New Roman"/>
+          <w:kern w:val="0"/>
+          <w:sz w:val="48"/>
+          <w:szCs w:val="48"/>
+          <w:lang w:eastAsia="en-GB"/>
+          <w14:ligatures w14:val="none"/>
+        </w:rPr>
+      </w:pPr>
+      <w:r>
+        <w:rPr>
+          <w:rFonts w:ascii="Times New Roman" w:eastAsia="Times New Roman" w:hAnsi="Times New Roman" w:cs="Times New Roman"/>
+          <w:kern w:val="0"/>
+          <w:sz w:val="48"/>
+          <w:szCs w:val="48"/>
+          <w:lang w:eastAsia="en-GB"/>
+          <w14:ligatures w14:val="none"/>
+        </w:rPr>
+        <w:t>Sau 2 giây, LED vàng sáng: bắt đầu đếm ngược.</w:t>
+      </w:r>
+    </w:p>
+    <w:p>
+      <w:pPr>
+        <w:numPr>
+          <w:ilvl w:val="0"/>
+          <w:numId w:val="2"/>
+        </w:numPr>
+        <w:spacing w:before="100" w:beforeAutospacing="1" w:after="100" w:afterAutospacing="1" w:line="240" w:lineRule="auto"/>
+        <w:rPr>
+          <w:rFonts w:ascii="Times New Roman" w:eastAsia="Times New Roman" w:hAnsi="Times New Roman" w:cs="Times New Roman"/>
+          <w:kern w:val="0"/>
+          <w:sz w:val="48"/>
+          <w:szCs w:val="48"/>
+          <w:lang w:eastAsia="en-GB"/>
+          <w14:ligatures w14:val="none"/>
+        </w:rPr>
+      </w:pPr>
+      <w:r>
+        <w:rPr>
+          <w:rFonts w:ascii="Times New Roman" w:eastAsia="Times New Roman" w:hAnsi="Times New Roman" w:cs="Times New Roman"/>
+          <w:kern w:val="0"/>
+          <w:sz w:val="48"/>
+          <w:szCs w:val="48"/>
+          <w:lang w:eastAsia="en-GB"/>
+          <w14:ligatures w14:val="none"/>
+        </w:rPr>
+        <w:t xml:space="preserve">Trong quá trình đếm ngược từ </w:t>
+      </w:r>
+      <w:r>
+        <w:rPr>
+          <w:rFonts w:ascii="Courier New" w:eastAsia="Times New Roman" w:hAnsi="Courier New" w:cs="Courier New"/>
+          <w:kern w:val="0"/>
+          <w:sz w:val="48"/>
+          <w:szCs w:val="48"/>
+          <w:lang w:eastAsia="en-GB"/>
+          <w14:ligatures w14:val="none"/>
+        </w:rPr>
+        <w:t>5 → 1</w:t>
+      </w:r>
+      <w:r>
+        <w:rPr>
+          <w:rFonts w:ascii="Times New Roman" w:eastAsia="Times New Roman" w:hAnsi="Times New Roman" w:cs="Times New Roman"/>
+          <w:kern w:val="0"/>
+          <w:sz w:val="48"/>
+          <w:szCs w:val="48"/>
+          <w:lang w:eastAsia="en-GB"/>
+          <w14:ligatures w14:val="none"/>
+        </w:rPr>
+        <w:t>:</w:t>
+      </w:r>
+    </w:p>
+    <w:p>
+      <w:pPr>
+        <w:numPr>
+          <w:ilvl w:val="1"/>
+          <w:numId w:val="2"/>
+        </w:numPr>
+        <w:spacing w:before="100" w:beforeAutospacing="1" w:after="100" w:afterAutospacing="1" w:line="240" w:lineRule="auto"/>
+        <w:rPr>
+          <w:rFonts w:ascii="Times New Roman" w:eastAsia="Times New Roman" w:hAnsi="Times New Roman" w:cs="Times New Roman"/>
+          <w:kern w:val="0"/>
+          <w:sz w:val="48"/>
+          <w:szCs w:val="48"/>
+          <w:lang w:eastAsia="en-GB"/>
+          <w14:ligatures w14:val="none"/>
+        </w:rPr>
+      </w:pPr>
+      <w:r>
+        <w:rPr>
+          <w:rFonts w:ascii="Times New Roman" w:eastAsia="Times New Roman" w:hAnsi="Times New Roman" w:cs="Times New Roman"/>
+          <w:kern w:val="0"/>
+          <w:sz w:val="48"/>
+          <w:szCs w:val="48"/>
+          <w:lang w:eastAsia="en-GB"/>
+          <w14:ligatures w14:val="none"/>
+        </w:rPr>
+        <w:t>buzzer kêu một tiếng mỗi giây;</w:t>
+      </w:r>
+    </w:p>
+    <w:p>
+      <w:pPr>
+        <w:numPr>
+          <w:ilvl w:val="1"/>
+          <w:numId w:val="2"/>
+        </w:numPr>
+        <w:spacing w:before="100" w:beforeAutospacing="1" w:after="100" w:afterAutospacing="1" w:line="240" w:lineRule="auto"/>
+        <w:rPr>
+          <w:rFonts w:ascii="Times New Roman" w:eastAsia="Times New Roman" w:hAnsi="Times New Roman" w:cs="Times New Roman"/>
+          <w:kern w:val="0"/>
+          <w:sz w:val="48"/>
+          <w:szCs w:val="48"/>
+          <w:lang w:eastAsia="en-GB"/>
+          <w14:ligatures w14:val="none"/>
+        </w:rPr>
+      </w:pPr>
+      <w:r>
+        <w:rPr>
+          <w:rFonts w:ascii="Times New Roman" w:eastAsia="Times New Roman" w:hAnsi="Times New Roman" w:cs="Times New Roman"/>
+          <w:kern w:val="0"/>
+          <w:sz w:val="48"/>
+          <w:szCs w:val="48"/>
+          <w:lang w:eastAsia="en-GB"/>
+          <w14:ligatures w14:val="none"/>
+        </w:rPr>
+        <w:t>LED vàng chớp theo nhịp.</w:t>
+      </w:r>
+    </w:p>
+    <w:p>
+      <w:pPr>
+        <w:numPr>
+          <w:ilvl w:val="0"/>
+          <w:numId w:val="2"/>
+        </w:numPr>
+        <w:spacing w:before="100" w:beforeAutospacing="1" w:after="100" w:afterAutospacing="1" w:line="240" w:lineRule="auto"/>
+        <w:rPr>
+          <w:rFonts w:ascii="Times New Roman" w:eastAsia="Times New Roman" w:hAnsi="Times New Roman" w:cs="Times New Roman"/>
+          <w:kern w:val="0"/>
+          <w:sz w:val="48"/>
+          <w:szCs w:val="48"/>
+          <w:lang w:eastAsia="en-GB"/>
+          <w14:ligatures w14:val="none"/>
+        </w:rPr>
+      </w:pPr>
+      <w:r>
+        <w:rPr>
+          <w:rFonts w:ascii="Times New Roman" w:eastAsia="Times New Roman" w:hAnsi="Times New Roman" w:cs="Times New Roman"/>
+          <w:kern w:val="0"/>
+          <w:sz w:val="48"/>
+          <w:szCs w:val="48"/>
+          <w:lang w:eastAsia="en-GB"/>
+          <w14:ligatures w14:val="none"/>
+        </w:rPr>
+        <w:t>Khi còn 3 giây cuối, buzzer phải kêu nhanh dần.</w:t>
+      </w:r>
+    </w:p>
+    <w:p>
+      <w:pPr>
+        <w:numPr>
+          <w:ilvl w:val="0"/>
+          <w:numId w:val="2"/>
+        </w:numPr>
+        <w:spacing w:before="100" w:beforeAutospacing="1" w:after="100" w:afterAutospacing="1" w:line="240" w:lineRule="auto"/>
+        <w:rPr>
+          <w:rFonts w:ascii="Times New Roman" w:eastAsia="Times New Roman" w:hAnsi="Times New Roman" w:cs="Times New Roman"/>
+          <w:kern w:val="0"/>
+          <w:sz w:val="48"/>
+          <w:szCs w:val="48"/>
+          <w:lang w:eastAsia="en-GB"/>
+          <w14:ligatures w14:val="none"/>
+        </w:rPr>
+      </w:pPr>
+      <w:r>
+        <w:rPr>
+          <w:rFonts w:ascii="Times New Roman" w:eastAsia="Times New Roman" w:hAnsi="Times New Roman" w:cs="Times New Roman"/>
+          <w:kern w:val="0"/>
+          <w:sz w:val="48"/>
+          <w:szCs w:val="48"/>
+          <w:lang w:eastAsia="en-GB"/>
+          <w14:ligatures w14:val="none"/>
+        </w:rPr>
+        <w:t>Khi “LAUNCH”:</w:t>
+      </w:r>
+    </w:p>
+    <w:p>
+      <w:pPr>
+        <w:numPr>
+          <w:ilvl w:val="1"/>
+          <w:numId w:val="2"/>
+        </w:numPr>
+        <w:spacing w:before="100" w:beforeAutospacing="1" w:after="100" w:afterAutospacing="1" w:line="240" w:lineRule="auto"/>
+        <w:rPr>
+          <w:rFonts w:ascii="Times New Roman" w:eastAsia="Times New Roman" w:hAnsi="Times New Roman" w:cs="Times New Roman"/>
+          <w:kern w:val="0"/>
+          <w:sz w:val="48"/>
+          <w:szCs w:val="48"/>
+          <w:lang w:eastAsia="en-GB"/>
+          <w14:ligatures w14:val="none"/>
+        </w:rPr>
+      </w:pPr>
+      <w:r>
+        <w:rPr>
+          <w:rFonts w:ascii="Times New Roman" w:eastAsia="Times New Roman" w:hAnsi="Times New Roman" w:cs="Times New Roman"/>
+          <w:kern w:val="0"/>
+          <w:sz w:val="48"/>
+          <w:szCs w:val="48"/>
+          <w:lang w:eastAsia="en-GB"/>
+          <w14:ligatures w14:val="none"/>
+        </w:rPr>
+        <w:t>LED xanh sáng;</w:t>
+      </w:r>
+    </w:p>
+    <w:p>
+      <w:pPr>
+        <w:numPr>
+          <w:ilvl w:val="1"/>
+          <w:numId w:val="2"/>
+        </w:numPr>
+        <w:spacing w:before="100" w:beforeAutospacing="1" w:after="100" w:afterAutospacing="1" w:line="240" w:lineRule="auto"/>
+        <w:rPr>
+          <w:rFonts w:ascii="Times New Roman" w:eastAsia="Times New Roman" w:hAnsi="Times New Roman" w:cs="Times New Roman"/>
+          <w:kern w:val="0"/>
+          <w:sz w:val="48"/>
+          <w:szCs w:val="48"/>
+          <w:lang w:eastAsia="en-GB"/>
+          <w14:ligatures w14:val="none"/>
+        </w:rPr>
+      </w:pPr>
+      <w:r>
+        <w:rPr>
+          <w:rFonts w:ascii="Times New Roman" w:eastAsia="Times New Roman" w:hAnsi="Times New Roman" w:cs="Times New Roman"/>
+          <w:kern w:val="0"/>
+          <w:sz w:val="48"/>
+          <w:szCs w:val="48"/>
+          <w:lang w:eastAsia="en-GB"/>
+          <w14:ligatures w14:val="none"/>
+        </w:rPr>
+        <w:t>buzzer phát âm thanh dài;</w:t>
+      </w:r>
+    </w:p>
+    <w:p>
+      <w:pPr>
+        <w:numPr>
+          <w:ilvl w:val="1"/>
+          <w:numId w:val="2"/>
+        </w:numPr>
+        <w:spacing w:before="100" w:beforeAutospacing="1" w:after="100" w:afterAutospacing="1" w:line="240" w:lineRule="auto"/>
+        <w:rPr>
+          <w:rFonts w:ascii="Times New Roman" w:eastAsia="Times New Roman" w:hAnsi="Times New Roman" w:cs="Times New Roman"/>
+          <w:kern w:val="0"/>
+          <w:sz w:val="48"/>
+          <w:szCs w:val="48"/>
+          <w:lang w:eastAsia="en-GB"/>
+          <w14:ligatures w14:val="none"/>
+        </w:rPr>
+      </w:pPr>
+      <w:r>
+        <w:rPr>
+          <w:rFonts w:ascii="Times New Roman" w:eastAsia="Times New Roman" w:hAnsi="Times New Roman" w:cs="Times New Roman"/>
+          <w:kern w:val="0"/>
+          <w:sz w:val="48"/>
+          <w:szCs w:val="48"/>
+          <w:lang w:eastAsia="en-GB"/>
+          <w14:ligatures w14:val="none"/>
+        </w:rPr>
+        <w:t>cả ba LED nháy 5 lần.</w:t>
+      </w:r>
+    </w:p>
+    <w:p>
+      <w:pPr>
+        <w:numPr>
+          <w:ilvl w:val="0"/>
+          <w:numId w:val="2"/>
+        </w:numPr>
+        <w:spacing w:before="100" w:beforeAutospacing="1" w:after="100" w:afterAutospacing="1" w:line="240" w:lineRule="auto"/>
+        <w:rPr>
+          <w:rFonts w:ascii="Times New Roman" w:eastAsia="Times New Roman" w:hAnsi="Times New Roman" w:cs="Times New Roman"/>
+          <w:kern w:val="0"/>
+          <w:sz w:val="48"/>
+          <w:szCs w:val="48"/>
+          <w:lang w:eastAsia="en-GB"/>
+          <w14:ligatures w14:val="none"/>
+        </w:rPr>
+      </w:pPr>
+      <w:r>
+        <w:rPr>
+          <w:rFonts w:ascii="Times New Roman" w:eastAsia="Times New Roman" w:hAnsi="Times New Roman" w:cs="Times New Roman"/>
+          <w:kern w:val="0"/>
+          <w:sz w:val="48"/>
+          <w:szCs w:val="48"/>
+          <w:lang w:eastAsia="en-GB"/>
+          <w14:ligatures w14:val="none"/>
+        </w:rPr>
+        <w:t>Chờ 5 giây và tự khởi động chu trình mới.</w:t>
+      </w:r>
+    </w:p>
+    <w:p>
+      <w:pPr>
+        <w:spacing w:before="100" w:beforeAutospacing="1" w:after="100" w:afterAutospacing="1" w:line="240" w:lineRule="auto"/>
+        <w:rPr>
+          <w:rFonts w:ascii="Times New Roman" w:eastAsia="Times New Roman" w:hAnsi="Times New Roman" w:cs="Times New Roman"/>
+          <w:kern w:val="0"/>
+          <w:sz w:val="48"/>
+          <w:szCs w:val="48"/>
+          <w:lang w:eastAsia="en-GB"/>
+          <w14:ligatures w14:val="none"/>
+        </w:rPr>
+      </w:pPr>
+    </w:p>
+    <w:p>
+      <w:pPr>
+        <w:spacing w:before="100" w:beforeAutospacing="1" w:after="100" w:afterAutospacing="1" w:line="240" w:lineRule="auto"/>
+        <w:rPr>
+          <w:rFonts w:ascii="Times New Roman" w:eastAsia="Times New Roman" w:hAnsi="Times New Roman" w:cs="Times New Roman"/>
+          <w:kern w:val="0"/>
+          <w:sz w:val="48"/>
+          <w:szCs w:val="48"/>
+          <w:lang w:eastAsia="en-GB"/>
+          <w14:ligatures w14:val="none"/>
+        </w:rPr>
+      </w:pPr>
+    </w:p>
+    <w:p>
+      <w:pPr>
+        <w:spacing w:before="100" w:beforeAutospacing="1" w:after="100" w:afterAutospacing="1" w:line="240" w:lineRule="auto"/>
+        <w:rPr>
+          <w:rFonts w:ascii="Times New Roman" w:eastAsia="Times New Roman" w:hAnsi="Times New Roman" w:cs="Times New Roman"/>
+          <w:kern w:val="0"/>
+          <w:sz w:val="48"/>
+          <w:szCs w:val="48"/>
+          <w:lang w:eastAsia="en-GB"/>
+          <w14:ligatures w14:val="none"/>
+        </w:rPr>
+      </w:pPr>
+    </w:p>
+    <w:p>
+      <w:pPr>
+        <w:spacing w:before="100" w:beforeAutospacing="1" w:after="100" w:afterAutospacing="1" w:line="240" w:lineRule="auto"/>
+        <w:rPr>
+          <w:rFonts w:ascii="Times New Roman" w:eastAsia="Times New Roman" w:hAnsi="Times New Roman" w:cs="Times New Roman"/>
+          <w:kern w:val="0"/>
+          <w:sz w:val="48"/>
+          <w:szCs w:val="48"/>
+          <w:lang w:eastAsia="en-GB"/>
+          <w14:ligatures w14:val="none"/>
+        </w:rPr>
+      </w:pPr>
+    </w:p>
+    <w:p>
+      <w:pPr>
+        <w:spacing w:before="100" w:beforeAutospacing="1" w:after="100" w:afterAutospacing="1" w:line="240" w:lineRule="auto"/>
+        <w:rPr>
+          <w:rFonts w:ascii="Times New Roman" w:eastAsia="Times New Roman" w:hAnsi="Times New Roman" w:cs="Times New Roman"/>
+          <w:b/>
+          <w:bCs/>
+          <w:kern w:val="0"/>
+          <w:sz w:val="48"/>
+          <w:szCs w:val="48"/>
+          <w:lang w:eastAsia="en-GB"/>
+          <w14:ligatures w14:val="none"/>
+        </w:rPr>
+      </w:pPr>
+      <w:r>
+        <w:rPr>
+          <w:rFonts w:ascii="Times New Roman" w:eastAsia="Times New Roman" w:hAnsi="Times New Roman" w:cs="Times New Roman"/>
+          <w:b/>
+          <w:bCs/>
+          <w:kern w:val="0"/>
+          <w:sz w:val="48"/>
+          <w:szCs w:val="48"/>
+          <w:lang w:eastAsia="en-GB"/>
+          <w14:ligatures w14:val="none"/>
+        </w:rPr>
+        <w:t>B6.</w:t>
+      </w:r>
+    </w:p>
+    <w:p>
+      <w:pPr>
+        <w:spacing w:before="100" w:beforeAutospacing="1" w:after="100" w:afterAutospacing="1" w:line="240" w:lineRule="auto"/>
+        <w:rPr>
+          <w:rFonts w:ascii="Times New Roman" w:eastAsia="Times New Roman" w:hAnsi="Times New Roman" w:cs="Times New Roman"/>
+          <w:kern w:val="0"/>
+          <w:sz w:val="56"/>
+          <w:szCs w:val="56"/>
+          <w:lang w:eastAsia="en-GB"/>
+          <w14:ligatures w14:val="none"/>
+        </w:rPr>
+      </w:pPr>
+      <w:r>
+        <w:rPr>
+          <w:rFonts w:ascii="Times New Roman" w:eastAsia="Times New Roman" w:hAnsi="Times New Roman" w:cs="Times New Roman"/>
+          <w:kern w:val="0"/>
+          <w:sz w:val="56"/>
+          <w:szCs w:val="56"/>
+          <w:lang w:eastAsia="en-GB"/>
+          <w14:ligatures w14:val="none"/>
+        </w:rPr>
+        <w:t>Sử dụng một push button và ba LED đỏ, vàng, xanh.</w:t>
+      </w:r>
+    </w:p>
+    <w:p>
+      <w:pPr>
+        <w:spacing w:before="100" w:beforeAutospacing="1" w:after="100" w:afterAutospacing="1" w:line="240" w:lineRule="auto"/>
+        <w:rPr>
+          <w:rFonts w:ascii="Times New Roman" w:eastAsia="Times New Roman" w:hAnsi="Times New Roman" w:cs="Times New Roman"/>
+          <w:kern w:val="0"/>
+          <w:sz w:val="56"/>
+          <w:szCs w:val="56"/>
+          <w:lang w:eastAsia="en-GB"/>
+          <w14:ligatures w14:val="none"/>
+        </w:rPr>
+      </w:pPr>
+      <w:r>
+        <w:rPr>
+          <w:rFonts w:ascii="Times New Roman" w:eastAsia="Times New Roman" w:hAnsi="Times New Roman" w:cs="Times New Roman"/>
+          <w:kern w:val="0"/>
+          <w:sz w:val="56"/>
+          <w:szCs w:val="56"/>
+          <w:lang w:eastAsia="en-GB"/>
+          <w14:ligatures w14:val="none"/>
+        </w:rPr>
+        <w:t>Yêu cầu:</w:t>
+      </w:r>
+    </w:p>
+    <w:p>
+      <w:pPr>
+        <w:numPr>
+          <w:ilvl w:val="0"/>
+          <w:numId w:val="3"/>
+        </w:numPr>
+        <w:spacing w:before="100" w:beforeAutospacing="1" w:after="100" w:afterAutospacing="1" w:line="240" w:lineRule="auto"/>
+        <w:rPr>
+          <w:rFonts w:ascii="Times New Roman" w:eastAsia="Times New Roman" w:hAnsi="Times New Roman" w:cs="Times New Roman"/>
+          <w:kern w:val="0"/>
+          <w:sz w:val="56"/>
+          <w:szCs w:val="56"/>
+          <w:lang w:eastAsia="en-GB"/>
+          <w14:ligatures w14:val="none"/>
+        </w:rPr>
+      </w:pPr>
+      <w:r>
+        <w:rPr>
+          <w:rFonts w:ascii="Times New Roman" w:eastAsia="Times New Roman" w:hAnsi="Times New Roman" w:cs="Times New Roman"/>
+          <w:kern w:val="0"/>
+          <w:sz w:val="56"/>
+          <w:szCs w:val="56"/>
+          <w:lang w:eastAsia="en-GB"/>
+          <w14:ligatures w14:val="none"/>
+        </w:rPr>
+        <w:t>Khi mới khởi động, chỉ LED đỏ sáng.</w:t>
+      </w:r>
+    </w:p>
+    <w:p>
+      <w:pPr>
+        <w:numPr>
+          <w:ilvl w:val="0"/>
+          <w:numId w:val="3"/>
+        </w:numPr>
+        <w:spacing w:before="100" w:beforeAutospacing="1" w:after="100" w:afterAutospacing="1" w:line="240" w:lineRule="auto"/>
+        <w:rPr>
+          <w:rFonts w:ascii="Times New Roman" w:eastAsia="Times New Roman" w:hAnsi="Times New Roman" w:cs="Times New Roman"/>
+          <w:kern w:val="0"/>
+          <w:sz w:val="56"/>
+          <w:szCs w:val="56"/>
+          <w:lang w:eastAsia="en-GB"/>
+          <w14:ligatures w14:val="none"/>
+        </w:rPr>
+      </w:pPr>
+      <w:r>
+        <w:rPr>
+          <w:rFonts w:ascii="Times New Roman" w:eastAsia="Times New Roman" w:hAnsi="Times New Roman" w:cs="Times New Roman"/>
+          <w:kern w:val="0"/>
+          <w:sz w:val="56"/>
+          <w:szCs w:val="56"/>
+          <w:lang w:eastAsia="en-GB"/>
+          <w14:ligatures w14:val="none"/>
+        </w:rPr>
+        <w:t>Mỗi lần nhấn nút, hệ thống chuyển sang trạng thái tiếp theo:</w:t>
+      </w:r>
+    </w:p>
+    <w:p>
+      <w:pPr>
+        <w:spacing w:before="100" w:beforeAutospacing="1" w:after="100" w:afterAutospacing="1" w:line="240" w:lineRule="auto"/>
+        <w:ind w:left="720"/>
+        <w:rPr>
+          <w:rFonts w:ascii="Times New Roman" w:eastAsia="Times New Roman" w:hAnsi="Times New Roman" w:cs="Times New Roman"/>
+          <w:kern w:val="0"/>
+          <w:sz w:val="56"/>
+          <w:szCs w:val="56"/>
+          <w:lang w:eastAsia="en-GB"/>
+          <w14:ligatures w14:val="none"/>
+        </w:rPr>
+      </w:pPr>
+      <w:r>
+        <w:rPr>
+          <w:rFonts w:ascii="Times New Roman" w:eastAsia="Times New Roman" w:hAnsi="Times New Roman" w:cs="Times New Roman"/>
+          <w:kern w:val="0"/>
+          <w:sz w:val="56"/>
+          <w:szCs w:val="56"/>
+          <w:lang w:eastAsia="en-GB"/>
+          <w14:ligatures w14:val="none"/>
+        </w:rPr>
+        <w:t>Đỏ → Vàng → Xanh → Đỏ → ...</w:t>
+      </w:r>
+    </w:p>
+    <w:p>
+      <w:pPr>
+        <w:numPr>
+          <w:ilvl w:val="0"/>
+          <w:numId w:val="4"/>
+        </w:numPr>
+        <w:spacing w:before="100" w:beforeAutospacing="1" w:after="100" w:afterAutospacing="1" w:line="240" w:lineRule="auto"/>
+        <w:rPr>
+          <w:rFonts w:ascii="Times New Roman" w:eastAsia="Times New Roman" w:hAnsi="Times New Roman" w:cs="Times New Roman"/>
+          <w:kern w:val="0"/>
+          <w:sz w:val="56"/>
+          <w:szCs w:val="56"/>
+          <w:lang w:eastAsia="en-GB"/>
+          <w14:ligatures w14:val="none"/>
+        </w:rPr>
+      </w:pPr>
+      <w:r>
+        <w:rPr>
+          <w:rFonts w:ascii="Times New Roman" w:eastAsia="Times New Roman" w:hAnsi="Times New Roman" w:cs="Times New Roman"/>
+          <w:kern w:val="0"/>
+          <w:sz w:val="56"/>
+          <w:szCs w:val="56"/>
+          <w:lang w:eastAsia="en-GB"/>
+          <w14:ligatures w14:val="none"/>
+        </w:rPr>
+        <w:t xml:space="preserve">Tại mọi thời điểm chỉ được phép có </w:t>
+      </w:r>
+      <w:r>
+        <w:rPr>
+          <w:rFonts w:ascii="Times New Roman" w:eastAsia="Times New Roman" w:hAnsi="Times New Roman" w:cs="Times New Roman"/>
+          <w:b/>
+          <w:bCs/>
+          <w:kern w:val="0"/>
+          <w:sz w:val="56"/>
+          <w:szCs w:val="56"/>
+          <w:lang w:eastAsia="en-GB"/>
+          <w14:ligatures w14:val="none"/>
+        </w:rPr>
+        <w:t>một LED sáng</w:t>
+      </w:r>
+      <w:r>
+        <w:rPr>
+          <w:rFonts w:ascii="Times New Roman" w:eastAsia="Times New Roman" w:hAnsi="Times New Roman" w:cs="Times New Roman"/>
+          <w:kern w:val="0"/>
+          <w:sz w:val="56"/>
+          <w:szCs w:val="56"/>
+          <w:lang w:eastAsia="en-GB"/>
+          <w14:ligatures w14:val="none"/>
+        </w:rPr>
         <w:t>.</w:t>
       </w:r>
-      <w:r>
+    </w:p>
+    <w:p>
+      <w:pPr>
+        <w:numPr>
+          <w:ilvl w:val="0"/>
+          <w:numId w:val="4"/>
+        </w:numPr>
+        <w:spacing w:before="100" w:beforeAutospacing="1" w:after="100" w:afterAutospacing="1" w:line="240" w:lineRule="auto"/>
+        <w:rPr>
+          <w:rFonts w:ascii="Times New Roman" w:eastAsia="Times New Roman" w:hAnsi="Times New Roman" w:cs="Times New Roman"/>
+          <w:kern w:val="0"/>
+          <w:sz w:val="56"/>
+          <w:szCs w:val="56"/>
+          <w:lang w:eastAsia="en-GB"/>
+          <w14:ligatures w14:val="none"/>
+        </w:rPr>
+      </w:pPr>
+      <w:r>
+        <w:rPr>
+          <w:rFonts w:ascii="Times New Roman" w:eastAsia="Times New Roman" w:hAnsi="Times New Roman" w:cs="Times New Roman"/>
+          <w:kern w:val="0"/>
+          <w:sz w:val="56"/>
+          <w:szCs w:val="56"/>
+          <w:lang w:eastAsia="en-GB"/>
+          <w14:ligatures w14:val="none"/>
+        </w:rPr>
+        <w:t xml:space="preserve">Một lần giữ nút chỉ được tính là </w:t>
+      </w:r>
+      <w:r>
+        <w:rPr>
+          <w:rFonts w:ascii="Times New Roman" w:eastAsia="Times New Roman" w:hAnsi="Times New Roman" w:cs="Times New Roman"/>
+          <w:b/>
+          <w:bCs/>
+          <w:kern w:val="0"/>
+          <w:sz w:val="56"/>
+          <w:szCs w:val="56"/>
+          <w:lang w:eastAsia="en-GB"/>
+          <w14:ligatures w14:val="none"/>
+        </w:rPr>
+        <w:t>một lần nhấn</w:t>
+      </w:r>
+      <w:r>
+        <w:rPr>
+          <w:rFonts w:ascii="Times New Roman" w:eastAsia="Times New Roman" w:hAnsi="Times New Roman" w:cs="Times New Roman"/>
+          <w:kern w:val="0"/>
+          <w:sz w:val="56"/>
+          <w:szCs w:val="56"/>
+          <w:lang w:eastAsia="en-GB"/>
+          <w14:ligatures w14:val="none"/>
+        </w:rPr>
+        <w:t>.</w:t>
+      </w:r>
+    </w:p>
+    <w:p>
+      <w:pPr>
+        <w:spacing w:before="100" w:beforeAutospacing="1" w:after="100" w:afterAutospacing="1" w:line="240" w:lineRule="auto"/>
+        <w:rPr>
+          <w:rFonts w:ascii="Times New Roman" w:eastAsia="Times New Roman" w:hAnsi="Times New Roman" w:cs="Times New Roman"/>
+          <w:kern w:val="0"/>
+          <w:sz w:val="48"/>
+          <w:szCs w:val="48"/>
+          <w:lang w:eastAsia="en-GB"/>
+          <w14:ligatures w14:val="none"/>
+        </w:rPr>
+      </w:pPr>
+    </w:p>
+    <w:p>
+      <w:pPr>
+        <w:spacing w:before="100" w:beforeAutospacing="1" w:after="100" w:afterAutospacing="1" w:line="240" w:lineRule="auto"/>
+        <w:rPr>
+          <w:rFonts w:ascii="Times New Roman" w:eastAsia="Times New Roman" w:hAnsi="Times New Roman" w:cs="Times New Roman"/>
+          <w:kern w:val="0"/>
+          <w:sz w:val="44"/>
+          <w:szCs w:val="44"/>
+          <w:lang w:eastAsia="en-GB"/>
+          <w14:ligatures w14:val="none"/>
+        </w:rPr>
+      </w:pPr>
+    </w:p>
+    <w:p>
+      <w:pPr>
         <w:rPr>
           <w:rFonts w:ascii="Times New Roman" w:hAnsi="Times New Roman" w:cs="Times New Roman"/>
           <w:b/>
@@ -311,187 +1741,12 @@
           <w:szCs w:val="40"/>
           <w:lang w:val="en-US"/>
         </w:rPr>
-        <w:t xml:space="preserve"> 3</w:t>
-      </w:r>
-      <w:r>
-        <w:rPr>
-          <w:rFonts w:ascii="Times New Roman" w:eastAsia="Times New Roman" w:hAnsi="Times New Roman" w:cs="Times New Roman"/>
-          <w:b/>
-          <w:bCs/>
-          <w:kern w:val="0"/>
-          <w:sz w:val="40"/>
-          <w:szCs w:val="40"/>
-          <w:lang w:eastAsia="en-GB"/>
-          <w14:ligatures w14:val="none"/>
-        </w:rPr>
-        <w:t xml:space="preserve"> LED xen kẽ</w:t>
-      </w:r>
-      <w:r>
-        <w:rPr>
-          <w:rFonts w:ascii="Times New Roman" w:eastAsia="Times New Roman" w:hAnsi="Times New Roman" w:cs="Times New Roman"/>
-          <w:b/>
-          <w:bCs/>
-          <w:kern w:val="0"/>
-          <w:sz w:val="40"/>
-          <w:szCs w:val="40"/>
-          <w:lang w:eastAsia="en-GB"/>
-          <w14:ligatures w14:val="none"/>
-        </w:rPr>
-        <w:t xml:space="preserve"> và hiệu ứng đèn đuổi</w:t>
-      </w:r>
+      </w:pPr>
     </w:p>
     <w:p>
       <w:pPr>
         <w:rPr>
           <w:rFonts w:ascii="Times New Roman" w:hAnsi="Times New Roman" w:cs="Times New Roman"/>
-          <w:sz w:val="40"/>
-          <w:szCs w:val="40"/>
-        </w:rPr>
-      </w:pPr>
-      <w:r>
-        <w:rPr>
-          <w:rFonts w:ascii="Times New Roman" w:hAnsi="Times New Roman" w:cs="Times New Roman"/>
-          <w:sz w:val="40"/>
-          <w:szCs w:val="40"/>
-        </w:rPr>
-        <w:t>LED1</w:t>
-      </w:r>
-      <w:r>
-        <w:rPr>
-          <w:rFonts w:ascii="Times New Roman" w:hAnsi="Times New Roman" w:cs="Times New Roman"/>
-          <w:sz w:val="40"/>
-          <w:szCs w:val="40"/>
-        </w:rPr>
-        <w:t>: Đỏ</w:t>
-      </w:r>
-    </w:p>
-    <w:p>
-      <w:pPr>
-        <w:rPr>
-          <w:rFonts w:ascii="Times New Roman" w:hAnsi="Times New Roman" w:cs="Times New Roman"/>
-          <w:sz w:val="40"/>
-          <w:szCs w:val="40"/>
-        </w:rPr>
-      </w:pPr>
-      <w:r>
-        <w:rPr>
-          <w:rFonts w:ascii="Times New Roman" w:hAnsi="Times New Roman" w:cs="Times New Roman"/>
-          <w:sz w:val="40"/>
-          <w:szCs w:val="40"/>
-        </w:rPr>
-        <w:t>LED2: Xanh dương</w:t>
-      </w:r>
-    </w:p>
-    <w:p>
-      <w:pPr>
-        <w:rPr>
-          <w:rFonts w:ascii="Times New Roman" w:eastAsia="Times New Roman" w:hAnsi="Times New Roman" w:cs="Times New Roman"/>
-          <w:b/>
-          <w:bCs/>
-          <w:kern w:val="0"/>
-          <w:sz w:val="40"/>
-          <w:szCs w:val="40"/>
-          <w:lang w:eastAsia="en-GB"/>
-          <w14:ligatures w14:val="none"/>
-        </w:rPr>
-      </w:pPr>
-      <w:r>
-        <w:rPr>
-          <w:rFonts w:ascii="Times New Roman" w:hAnsi="Times New Roman" w:cs="Times New Roman"/>
-          <w:sz w:val="40"/>
-          <w:szCs w:val="40"/>
-        </w:rPr>
-        <w:t>LED3: Xanh lá</w:t>
-      </w:r>
-    </w:p>
-    <w:p>
-      <w:pPr>
-        <w:pStyle w:val="pdq2pgselectionanchorcontainer"/>
-        <w:rPr>
-          <w:sz w:val="40"/>
-          <w:szCs w:val="40"/>
-        </w:rPr>
-      </w:pPr>
-      <w:r>
-        <w:rPr>
-          <w:sz w:val="40"/>
-          <w:szCs w:val="40"/>
-        </w:rPr>
-        <w:t>Mỗi đèn sáng với chu kỳ 1s, sau đó tắt</w:t>
-      </w:r>
-    </w:p>
-    <w:p>
-      <w:pPr>
-        <w:pStyle w:val="pdq2pgselectionanchorcontainer"/>
-        <w:rPr>
-          <w:sz w:val="40"/>
-          <w:szCs w:val="40"/>
-        </w:rPr>
-      </w:pPr>
-      <w:r>
-        <w:rPr>
-          <w:sz w:val="40"/>
-          <w:szCs w:val="40"/>
-        </w:rPr>
-        <w:t>Chuỗi sáng 1: 1&gt;2&gt;3&gt;2&gt;1&gt;2&gt;3</w:t>
-      </w:r>
-    </w:p>
-    <w:p>
-      <w:pPr>
-        <w:pStyle w:val="pdq2pgselectionanchorcontainer"/>
-        <w:rPr>
-          <w:sz w:val="40"/>
-          <w:szCs w:val="40"/>
-        </w:rPr>
-      </w:pPr>
-      <w:r>
-        <w:rPr>
-          <w:sz w:val="40"/>
-          <w:szCs w:val="40"/>
-        </w:rPr>
-        <w:t xml:space="preserve">Chuỗi sáng </w:t>
-      </w:r>
-      <w:r>
-        <w:rPr>
-          <w:sz w:val="40"/>
-          <w:szCs w:val="40"/>
-        </w:rPr>
-        <w:t>2: 1&gt;2&gt;3&gt;1&gt;2&gt;3</w:t>
-      </w:r>
-    </w:p>
-    <w:p>
-      <w:pPr>
-        <w:pStyle w:val="pdq2pgselectionanchorcontainer"/>
-        <w:rPr>
-          <w:b/>
-          <w:bCs/>
-          <w:sz w:val="40"/>
-          <w:szCs w:val="40"/>
-        </w:rPr>
-      </w:pPr>
-      <w:r>
-        <w:rPr>
-          <w:b/>
-          <w:bCs/>
-          <w:sz w:val="40"/>
-          <w:szCs w:val="40"/>
-        </w:rPr>
-        <w:t>Viết for cho mỗi bài</w:t>
-      </w:r>
-    </w:p>
-    <w:p>
-      <w:pPr>
-        <w:pStyle w:val="pdq2pgselectionanchorcontainer"/>
-        <w:rPr>
-          <w:sz w:val="40"/>
-          <w:szCs w:val="40"/>
-        </w:rPr>
-      </w:pPr>
-    </w:p>
-    <w:p>
-      <w:pPr>
-        <w:rPr>
-          <w:rFonts w:ascii="Times New Roman" w:hAnsi="Times New Roman" w:cs="Times New Roman"/>
           <w:b/>
           <w:bCs/>
           <w:sz w:val="40"/>
@@ -499,74 +1754,6 @@
           <w:lang w:val="en-US"/>
         </w:rPr>
       </w:pPr>
-      <w:r>
-        <w:rPr>
-          <w:rFonts w:ascii="Times New Roman" w:hAnsi="Times New Roman" w:cs="Times New Roman"/>
-          <w:b/>
-          <w:bCs/>
-          <w:sz w:val="40"/>
-          <w:szCs w:val="40"/>
-          <w:lang w:val="en-US"/>
-        </w:rPr>
-        <w:t xml:space="preserve">B3. </w:t>
-      </w:r>
-      <w:r>
-        <w:rPr>
-          <w:rFonts w:ascii="Times New Roman" w:hAnsi="Times New Roman" w:cs="Times New Roman"/>
-          <w:b/>
-          <w:bCs/>
-          <w:sz w:val="40"/>
-          <w:szCs w:val="40"/>
-          <w:lang w:val="en-US"/>
-        </w:rPr>
-        <w:t>Buzzer</w:t>
-      </w:r>
-    </w:p>
-    <w:p>
-      <w:pPr>
-        <w:rPr>
-          <w:rFonts w:ascii="Times New Roman" w:hAnsi="Times New Roman" w:cs="Times New Roman"/>
-          <w:b/>
-          <w:bCs/>
-          <w:sz w:val="40"/>
-          <w:szCs w:val="40"/>
-          <w:lang w:val="en-US"/>
-        </w:rPr>
-      </w:pPr>
-      <w:r>
-        <w:rPr>
-          <w:rFonts w:ascii="Times New Roman" w:hAnsi="Times New Roman" w:cs="Times New Roman"/>
-          <w:b/>
-          <w:bCs/>
-          <w:sz w:val="40"/>
-          <w:szCs w:val="40"/>
-          <w:lang w:val="en-US"/>
-        </w:rPr>
-        <w:t>GPIO23 -&gt; 330 ohm -&gt; LED -&gt; GND</w:t>
-      </w:r>
-    </w:p>
-    <w:p>
-      <w:pPr>
-        <w:rPr>
-          <w:rFonts w:ascii="Times New Roman" w:hAnsi="Times New Roman" w:cs="Times New Roman"/>
-          <w:b/>
-          <w:bCs/>
-          <w:sz w:val="40"/>
-          <w:szCs w:val="40"/>
-          <w:lang w:val="en-US"/>
-        </w:rPr>
-      </w:pPr>
-      <w:r>
-        <w:rPr>
-          <w:rFonts w:ascii="Times New Roman" w:hAnsi="Times New Roman" w:cs="Times New Roman"/>
-          <w:b/>
-          <w:bCs/>
-          <w:sz w:val="40"/>
-          <w:szCs w:val="40"/>
-          <w:lang w:val="en-US"/>
-        </w:rPr>
-        <w:t>GPIO22 -&gt; buzzer I/O</w:t>
-      </w:r>
     </w:p>
     <w:sectPr>
       <w:pgSz w:w="11906" w:h="16838"/>
@@ -576,6 +1763,479 @@
     </w:sectPr>
   </w:body>
 </w:document>
+</file>
+
+<file path=word/numbering.xml><?xml version="1.0" encoding="utf-8"?>
+<w:numbering xmlns:wpc="http://schemas.microsoft.com/office/word/2010/wordprocessingCanvas" xmlns:cx="http://schemas.microsoft.com/office/drawing/2014/chartex" xmlns:cx1="http://schemas.microsoft.com/office/drawing/2015/9/8/chartex" xmlns:cx2="http://schemas.microsoft.com/office/drawing/2015/10/21/chartex" xmlns:cx3="http://schemas.microsoft.com/office/drawing/2016/5/9/chartex" xmlns:cx4="http://schemas.microsoft.com/office/drawing/2016/5/10/chartex" xmlns:cx5="http://schemas.microsoft.com/office/drawing/2016/5/11/chartex" xmlns:cx6="http://schemas.microsoft.com/office/drawing/2016/5/12/chartex" xmlns:cx7="http://schemas.microsoft.com/office/drawing/2016/5/13/chartex" xmlns:cx8="http://schemas.microsoft.com/office/drawing/2016/5/14/chartex" xmlns:mc="http://schemas.openxmlformats.org/markup-compatibility/2006" xmlns:m="http://schemas.openxmlformats.org/officeDocument/2006/math" xmlns:aink="http://schemas.microsoft.com/office/drawing/2016/ink" xmlns:am3d="http://schemas.microsoft.com/office/drawing/2017/model3d" xmlns:oel="http://schemas.microsoft.com/office/2019/extlst" xmlns:r="http://schemas.openxmlformats.org/officeDocument/2006/relationships" xmlns:wp14="http://schemas.microsoft.com/office/word/2010/wordprocessingDrawing" xmlns:wp="http://schemas.openxmlformats.org/drawingml/2006/wordprocessingDrawing" xmlns:wpg="http://schemas.microsoft.com/office/word/2010/wordprocessingGroup" xmlns:wpi="http://schemas.microsoft.com/office/word/2010/wordprocessingInk" xmlns:wps="http://schemas.microsoft.com/office/word/2010/wordprocessingShape" xmlns:o="urn:schemas-microsoft-com:office:office" xmlns:v="urn:schemas-microsoft-com:vml" xmlns:w10="urn:schemas-microsoft-com:office:word" xmlns:w="http://schemas.openxmlformats.org/wordprocessingml/2006/main" xmlns:w14="http://schemas.microsoft.com/office/word/2010/wordml" xmlns:w15="http://schemas.microsoft.com/office/word/2012/wordml" xmlns:w16cex="http://schemas.microsoft.com/office/word/2018/wordml/cex" xmlns:w16cid="http://schemas.microsoft.com/office/word/2016/wordml/cid" xmlns:w16="http://schemas.microsoft.com/office/word/2018/wordml" xmlns:w16sdtdh="http://schemas.microsoft.com/office/word/2020/wordml/sdtdatahash" xmlns:w16sdtfl="http://schemas.microsoft.com/office/word/2024/wordml/sdtformatlock" xmlns:w16se="http://schemas.microsoft.com/office/word/2015/wordml/symex" xmlns:w16du="http://schemas.microsoft.com/office/word/2023/wordml/word16du" xmlns:wne="http://schemas.microsoft.com/office/word/2006/wordml" mc:Ignorable="w14 w15 w16se w16cid w16 w16cex w16sdtdh w16sdtfl w16du wp14">
+  <w:abstractNum w:abstractNumId="0" w15:restartNumberingAfterBreak="0">
+    <w:nsid w:val="02E23A48"/>
+    <w:multiLevelType w:val="multilevel"/>
+    <w:tmpl w:val="3782D4C2"/>
+    <w:lvl w:ilvl="0">
+      <w:start w:val="3"/>
+      <w:numFmt w:val="decimal"/>
+      <w:lvlText w:val="%1."/>
+      <w:lvlJc w:val="left"/>
+      <w:pPr>
+        <w:tabs>
+          <w:tab w:val="num" w:pos="720"/>
+        </w:tabs>
+        <w:ind w:left="720" w:hanging="360"/>
+      </w:pPr>
+    </w:lvl>
+    <w:lvl w:ilvl="1" w:tentative="1">
+      <w:start w:val="1"/>
+      <w:numFmt w:val="decimal"/>
+      <w:lvlText w:val="%2."/>
+      <w:lvlJc w:val="left"/>
+      <w:pPr>
+        <w:tabs>
+          <w:tab w:val="num" w:pos="1440"/>
+        </w:tabs>
+        <w:ind w:left="1440" w:hanging="360"/>
+      </w:pPr>
+    </w:lvl>
+    <w:lvl w:ilvl="2" w:tentative="1">
+      <w:start w:val="1"/>
+      <w:numFmt w:val="decimal"/>
+      <w:lvlText w:val="%3."/>
+      <w:lvlJc w:val="left"/>
+      <w:pPr>
+        <w:tabs>
+          <w:tab w:val="num" w:pos="2160"/>
+        </w:tabs>
+        <w:ind w:left="2160" w:hanging="360"/>
+      </w:pPr>
+    </w:lvl>
+    <w:lvl w:ilvl="3" w:tentative="1">
+      <w:start w:val="1"/>
+      <w:numFmt w:val="decimal"/>
+      <w:lvlText w:val="%4."/>
+      <w:lvlJc w:val="left"/>
+      <w:pPr>
+        <w:tabs>
+          <w:tab w:val="num" w:pos="2880"/>
+        </w:tabs>
+        <w:ind w:left="2880" w:hanging="360"/>
+      </w:pPr>
+    </w:lvl>
+    <w:lvl w:ilvl="4" w:tentative="1">
+      <w:start w:val="1"/>
+      <w:numFmt w:val="decimal"/>
+      <w:lvlText w:val="%5."/>
+      <w:lvlJc w:val="left"/>
+      <w:pPr>
+        <w:tabs>
+          <w:tab w:val="num" w:pos="3600"/>
+        </w:tabs>
+        <w:ind w:left="3600" w:hanging="360"/>
+      </w:pPr>
+    </w:lvl>
+    <w:lvl w:ilvl="5" w:tentative="1">
+      <w:start w:val="1"/>
+      <w:numFmt w:val="decimal"/>
+      <w:lvlText w:val="%6."/>
+      <w:lvlJc w:val="left"/>
+      <w:pPr>
+        <w:tabs>
+          <w:tab w:val="num" w:pos="4320"/>
+        </w:tabs>
+        <w:ind w:left="4320" w:hanging="360"/>
+      </w:pPr>
+    </w:lvl>
+    <w:lvl w:ilvl="6" w:tentative="1">
+      <w:start w:val="1"/>
+      <w:numFmt w:val="decimal"/>
+      <w:lvlText w:val="%7."/>
+      <w:lvlJc w:val="left"/>
+      <w:pPr>
+        <w:tabs>
+          <w:tab w:val="num" w:pos="5040"/>
+        </w:tabs>
+        <w:ind w:left="5040" w:hanging="360"/>
+      </w:pPr>
+    </w:lvl>
+    <w:lvl w:ilvl="7" w:tentative="1">
+      <w:start w:val="1"/>
+      <w:numFmt w:val="decimal"/>
+      <w:lvlText w:val="%8."/>
+      <w:lvlJc w:val="left"/>
+      <w:pPr>
+        <w:tabs>
+          <w:tab w:val="num" w:pos="5760"/>
+        </w:tabs>
+        <w:ind w:left="5760" w:hanging="360"/>
+      </w:pPr>
+    </w:lvl>
+    <w:lvl w:ilvl="8" w:tentative="1">
+      <w:start w:val="1"/>
+      <w:numFmt w:val="decimal"/>
+      <w:lvlText w:val="%9."/>
+      <w:lvlJc w:val="left"/>
+      <w:pPr>
+        <w:tabs>
+          <w:tab w:val="num" w:pos="6480"/>
+        </w:tabs>
+        <w:ind w:left="6480" w:hanging="360"/>
+      </w:pPr>
+    </w:lvl>
+  </w:abstractNum>
+  <w:abstractNum w:abstractNumId="1" w15:restartNumberingAfterBreak="0">
+    <w:nsid w:val="1AF0322F"/>
+    <w:multiLevelType w:val="multilevel"/>
+    <w:tmpl w:val="F8244164"/>
+    <w:lvl w:ilvl="0">
+      <w:start w:val="1"/>
+      <w:numFmt w:val="decimal"/>
+      <w:lvlText w:val="%1."/>
+      <w:lvlJc w:val="left"/>
+      <w:pPr>
+        <w:tabs>
+          <w:tab w:val="num" w:pos="720"/>
+        </w:tabs>
+        <w:ind w:left="720" w:hanging="360"/>
+      </w:pPr>
+    </w:lvl>
+    <w:lvl w:ilvl="1">
+      <w:start w:val="1"/>
+      <w:numFmt w:val="bullet"/>
+      <w:lvlText w:val="o"/>
+      <w:lvlJc w:val="left"/>
+      <w:pPr>
+        <w:tabs>
+          <w:tab w:val="num" w:pos="1440"/>
+        </w:tabs>
+        <w:ind w:left="1440" w:hanging="360"/>
+      </w:pPr>
+      <w:rPr>
+        <w:rFonts w:ascii="Courier New" w:hAnsi="Courier New" w:hint="default"/>
+        <w:sz w:val="20"/>
+      </w:rPr>
+    </w:lvl>
+    <w:lvl w:ilvl="2" w:tentative="1">
+      <w:start w:val="1"/>
+      <w:numFmt w:val="decimal"/>
+      <w:lvlText w:val="%3."/>
+      <w:lvlJc w:val="left"/>
+      <w:pPr>
+        <w:tabs>
+          <w:tab w:val="num" w:pos="2160"/>
+        </w:tabs>
+        <w:ind w:left="2160" w:hanging="360"/>
+      </w:pPr>
+    </w:lvl>
+    <w:lvl w:ilvl="3" w:tentative="1">
+      <w:start w:val="1"/>
+      <w:numFmt w:val="decimal"/>
+      <w:lvlText w:val="%4."/>
+      <w:lvlJc w:val="left"/>
+      <w:pPr>
+        <w:tabs>
+          <w:tab w:val="num" w:pos="2880"/>
+        </w:tabs>
+        <w:ind w:left="2880" w:hanging="360"/>
+      </w:pPr>
+    </w:lvl>
+    <w:lvl w:ilvl="4" w:tentative="1">
+      <w:start w:val="1"/>
+      <w:numFmt w:val="decimal"/>
+      <w:lvlText w:val="%5."/>
+      <w:lvlJc w:val="left"/>
+      <w:pPr>
+        <w:tabs>
+          <w:tab w:val="num" w:pos="3600"/>
+        </w:tabs>
+        <w:ind w:left="3600" w:hanging="360"/>
+      </w:pPr>
+    </w:lvl>
+    <w:lvl w:ilvl="5" w:tentative="1">
+      <w:start w:val="1"/>
+      <w:numFmt w:val="decimal"/>
+      <w:lvlText w:val="%6."/>
+      <w:lvlJc w:val="left"/>
+      <w:pPr>
+        <w:tabs>
+          <w:tab w:val="num" w:pos="4320"/>
+        </w:tabs>
+        <w:ind w:left="4320" w:hanging="360"/>
+      </w:pPr>
+    </w:lvl>
+    <w:lvl w:ilvl="6" w:tentative="1">
+      <w:start w:val="1"/>
+      <w:numFmt w:val="decimal"/>
+      <w:lvlText w:val="%7."/>
+      <w:lvlJc w:val="left"/>
+      <w:pPr>
+        <w:tabs>
+          <w:tab w:val="num" w:pos="5040"/>
+        </w:tabs>
+        <w:ind w:left="5040" w:hanging="360"/>
+      </w:pPr>
+    </w:lvl>
+    <w:lvl w:ilvl="7" w:tentative="1">
+      <w:start w:val="1"/>
+      <w:numFmt w:val="decimal"/>
+      <w:lvlText w:val="%8."/>
+      <w:lvlJc w:val="left"/>
+      <w:pPr>
+        <w:tabs>
+          <w:tab w:val="num" w:pos="5760"/>
+        </w:tabs>
+        <w:ind w:left="5760" w:hanging="360"/>
+      </w:pPr>
+    </w:lvl>
+    <w:lvl w:ilvl="8" w:tentative="1">
+      <w:start w:val="1"/>
+      <w:numFmt w:val="decimal"/>
+      <w:lvlText w:val="%9."/>
+      <w:lvlJc w:val="left"/>
+      <w:pPr>
+        <w:tabs>
+          <w:tab w:val="num" w:pos="6480"/>
+        </w:tabs>
+        <w:ind w:left="6480" w:hanging="360"/>
+      </w:pPr>
+    </w:lvl>
+  </w:abstractNum>
+  <w:abstractNum w:abstractNumId="2" w15:restartNumberingAfterBreak="0">
+    <w:nsid w:val="480777A9"/>
+    <w:multiLevelType w:val="multilevel"/>
+    <w:tmpl w:val="DCF2BA44"/>
+    <w:lvl w:ilvl="0">
+      <w:start w:val="1"/>
+      <w:numFmt w:val="decimal"/>
+      <w:lvlText w:val="%1."/>
+      <w:lvlJc w:val="left"/>
+      <w:pPr>
+        <w:tabs>
+          <w:tab w:val="num" w:pos="720"/>
+        </w:tabs>
+        <w:ind w:left="720" w:hanging="360"/>
+      </w:pPr>
+    </w:lvl>
+    <w:lvl w:ilvl="1" w:tentative="1">
+      <w:start w:val="1"/>
+      <w:numFmt w:val="decimal"/>
+      <w:lvlText w:val="%2."/>
+      <w:lvlJc w:val="left"/>
+      <w:pPr>
+        <w:tabs>
+          <w:tab w:val="num" w:pos="1440"/>
+        </w:tabs>
+        <w:ind w:left="1440" w:hanging="360"/>
+      </w:pPr>
+    </w:lvl>
+    <w:lvl w:ilvl="2" w:tentative="1">
+      <w:start w:val="1"/>
+      <w:numFmt w:val="decimal"/>
+      <w:lvlText w:val="%3."/>
+      <w:lvlJc w:val="left"/>
+      <w:pPr>
+        <w:tabs>
+          <w:tab w:val="num" w:pos="2160"/>
+        </w:tabs>
+        <w:ind w:left="2160" w:hanging="360"/>
+      </w:pPr>
+    </w:lvl>
+    <w:lvl w:ilvl="3" w:tentative="1">
+      <w:start w:val="1"/>
+      <w:numFmt w:val="decimal"/>
+      <w:lvlText w:val="%4."/>
+      <w:lvlJc w:val="left"/>
+      <w:pPr>
+        <w:tabs>
+          <w:tab w:val="num" w:pos="2880"/>
+        </w:tabs>
+        <w:ind w:left="2880" w:hanging="360"/>
+      </w:pPr>
+    </w:lvl>
+    <w:lvl w:ilvl="4" w:tentative="1">
+      <w:start w:val="1"/>
+      <w:numFmt w:val="decimal"/>
+      <w:lvlText w:val="%5."/>
+      <w:lvlJc w:val="left"/>
+      <w:pPr>
+        <w:tabs>
+          <w:tab w:val="num" w:pos="3600"/>
+        </w:tabs>
+        <w:ind w:left="3600" w:hanging="360"/>
+      </w:pPr>
+    </w:lvl>
+    <w:lvl w:ilvl="5" w:tentative="1">
+      <w:start w:val="1"/>
+      <w:numFmt w:val="decimal"/>
+      <w:lvlText w:val="%6."/>
+      <w:lvlJc w:val="left"/>
+      <w:pPr>
+        <w:tabs>
+          <w:tab w:val="num" w:pos="4320"/>
+        </w:tabs>
+        <w:ind w:left="4320" w:hanging="360"/>
+      </w:pPr>
+    </w:lvl>
+    <w:lvl w:ilvl="6" w:tentative="1">
+      <w:start w:val="1"/>
+      <w:numFmt w:val="decimal"/>
+      <w:lvlText w:val="%7."/>
+      <w:lvlJc w:val="left"/>
+      <w:pPr>
+        <w:tabs>
+          <w:tab w:val="num" w:pos="5040"/>
+        </w:tabs>
+        <w:ind w:left="5040" w:hanging="360"/>
+      </w:pPr>
+    </w:lvl>
+    <w:lvl w:ilvl="7" w:tentative="1">
+      <w:start w:val="1"/>
+      <w:numFmt w:val="decimal"/>
+      <w:lvlText w:val="%8."/>
+      <w:lvlJc w:val="left"/>
+      <w:pPr>
+        <w:tabs>
+          <w:tab w:val="num" w:pos="5760"/>
+        </w:tabs>
+        <w:ind w:left="5760" w:hanging="360"/>
+      </w:pPr>
+    </w:lvl>
+    <w:lvl w:ilvl="8" w:tentative="1">
+      <w:start w:val="1"/>
+      <w:numFmt w:val="decimal"/>
+      <w:lvlText w:val="%9."/>
+      <w:lvlJc w:val="left"/>
+      <w:pPr>
+        <w:tabs>
+          <w:tab w:val="num" w:pos="6480"/>
+        </w:tabs>
+        <w:ind w:left="6480" w:hanging="360"/>
+      </w:pPr>
+    </w:lvl>
+  </w:abstractNum>
+  <w:abstractNum w:abstractNumId="3" w15:restartNumberingAfterBreak="0">
+    <w:nsid w:val="4BED7A4E"/>
+    <w:multiLevelType w:val="multilevel"/>
+    <w:tmpl w:val="9B185532"/>
+    <w:lvl w:ilvl="0">
+      <w:start w:val="1"/>
+      <w:numFmt w:val="decimal"/>
+      <w:lvlText w:val="%1."/>
+      <w:lvlJc w:val="left"/>
+      <w:pPr>
+        <w:tabs>
+          <w:tab w:val="num" w:pos="720"/>
+        </w:tabs>
+        <w:ind w:left="720" w:hanging="360"/>
+      </w:pPr>
+    </w:lvl>
+    <w:lvl w:ilvl="1" w:tentative="1">
+      <w:start w:val="1"/>
+      <w:numFmt w:val="decimal"/>
+      <w:lvlText w:val="%2."/>
+      <w:lvlJc w:val="left"/>
+      <w:pPr>
+        <w:tabs>
+          <w:tab w:val="num" w:pos="1440"/>
+        </w:tabs>
+        <w:ind w:left="1440" w:hanging="360"/>
+      </w:pPr>
+    </w:lvl>
+    <w:lvl w:ilvl="2" w:tentative="1">
+      <w:start w:val="1"/>
+      <w:numFmt w:val="decimal"/>
+      <w:lvlText w:val="%3."/>
+      <w:lvlJc w:val="left"/>
+      <w:pPr>
+        <w:tabs>
+          <w:tab w:val="num" w:pos="2160"/>
+        </w:tabs>
+        <w:ind w:left="2160" w:hanging="360"/>
+      </w:pPr>
+    </w:lvl>
+    <w:lvl w:ilvl="3" w:tentative="1">
+      <w:start w:val="1"/>
+      <w:numFmt w:val="decimal"/>
+      <w:lvlText w:val="%4."/>
+      <w:lvlJc w:val="left"/>
+      <w:pPr>
+        <w:tabs>
+          <w:tab w:val="num" w:pos="2880"/>
+        </w:tabs>
+        <w:ind w:left="2880" w:hanging="360"/>
+      </w:pPr>
+    </w:lvl>
+    <w:lvl w:ilvl="4" w:tentative="1">
+      <w:start w:val="1"/>
+      <w:numFmt w:val="decimal"/>
+      <w:lvlText w:val="%5."/>
+      <w:lvlJc w:val="left"/>
+      <w:pPr>
+        <w:tabs>
+          <w:tab w:val="num" w:pos="3600"/>
+        </w:tabs>
+        <w:ind w:left="3600" w:hanging="360"/>
+      </w:pPr>
+    </w:lvl>
+    <w:lvl w:ilvl="5" w:tentative="1">
+      <w:start w:val="1"/>
+      <w:numFmt w:val="decimal"/>
+      <w:lvlText w:val="%6."/>
+      <w:lvlJc w:val="left"/>
+      <w:pPr>
+        <w:tabs>
+          <w:tab w:val="num" w:pos="4320"/>
+        </w:tabs>
+        <w:ind w:left="4320" w:hanging="360"/>
+      </w:pPr>
+    </w:lvl>
+    <w:lvl w:ilvl="6" w:tentative="1">
+      <w:start w:val="1"/>
+      <w:numFmt w:val="decimal"/>
+      <w:lvlText w:val="%7."/>
+      <w:lvlJc w:val="left"/>
+      <w:pPr>
+        <w:tabs>
+          <w:tab w:val="num" w:pos="5040"/>
+        </w:tabs>
+        <w:ind w:left="5040" w:hanging="360"/>
+      </w:pPr>
+    </w:lvl>
+    <w:lvl w:ilvl="7" w:tentative="1">
+      <w:start w:val="1"/>
+      <w:numFmt w:val="decimal"/>
+      <w:lvlText w:val="%8."/>
+      <w:lvlJc w:val="left"/>
+      <w:pPr>
+        <w:tabs>
+          <w:tab w:val="num" w:pos="5760"/>
+        </w:tabs>
+        <w:ind w:left="5760" w:hanging="360"/>
+      </w:pPr>
+    </w:lvl>
+    <w:lvl w:ilvl="8" w:tentative="1">
+      <w:start w:val="1"/>
+      <w:numFmt w:val="decimal"/>
+      <w:lvlText w:val="%9."/>
+      <w:lvlJc w:val="left"/>
+      <w:pPr>
+        <w:tabs>
+          <w:tab w:val="num" w:pos="6480"/>
+        </w:tabs>
+        <w:ind w:left="6480" w:hanging="360"/>
+      </w:pPr>
+    </w:lvl>
+  </w:abstractNum>
+  <w:num w:numId="1" w16cid:durableId="521821474">
+    <w:abstractNumId w:val="2"/>
+  </w:num>
+  <w:num w:numId="2" w16cid:durableId="2040161001">
+    <w:abstractNumId w:val="1"/>
+  </w:num>
+  <w:num w:numId="3" w16cid:durableId="1539079236">
+    <w:abstractNumId w:val="3"/>
+  </w:num>
+  <w:num w:numId="4" w16cid:durableId="1611543870">
+    <w:abstractNumId w:val="0"/>
+  </w:num>
+</w:numbering>
 </file>
 
 <file path=word/styles.xml><?xml version="1.0" encoding="utf-8"?>
@@ -1526,6 +3186,84 @@
       <w14:ligatures w14:val="none"/>
     </w:rPr>
   </w:style>
+  <w:style w:type="character" w:styleId="Strong">
+    <w:name w:val="Strong"/>
+    <w:basedOn w:val="DefaultParagraphFont"/>
+    <w:uiPriority w:val="22"/>
+    <w:qFormat/>
+    <w:rsid w:val="00744FAC"/>
+    <w:rPr>
+      <w:b/>
+      <w:bCs/>
+    </w:rPr>
+  </w:style>
+  <w:style w:type="character" w:styleId="HTMLCode">
+    <w:name w:val="HTML Code"/>
+    <w:basedOn w:val="DefaultParagraphFont"/>
+    <w:uiPriority w:val="99"/>
+    <w:semiHidden/>
+    <w:unhideWhenUsed/>
+    <w:rsid w:val="008B0E3E"/>
+    <w:rPr>
+      <w:rFonts w:ascii="Courier New" w:eastAsia="Times New Roman" w:hAnsi="Courier New" w:cs="Courier New"/>
+      <w:sz w:val="20"/>
+      <w:szCs w:val="20"/>
+    </w:rPr>
+  </w:style>
+  <w:style w:type="paragraph" w:styleId="HTMLPreformatted">
+    <w:name w:val="HTML Preformatted"/>
+    <w:basedOn w:val="Normal"/>
+    <w:link w:val="HTMLPreformattedChar"/>
+    <w:uiPriority w:val="99"/>
+    <w:semiHidden/>
+    <w:unhideWhenUsed/>
+    <w:rsid w:val="002B4AF9"/>
+    <w:pPr>
+      <w:tabs>
+        <w:tab w:val="left" w:pos="916"/>
+        <w:tab w:val="left" w:pos="1832"/>
+        <w:tab w:val="left" w:pos="2748"/>
+        <w:tab w:val="left" w:pos="3664"/>
+        <w:tab w:val="left" w:pos="4580"/>
+        <w:tab w:val="left" w:pos="5496"/>
+        <w:tab w:val="left" w:pos="6412"/>
+        <w:tab w:val="left" w:pos="7328"/>
+        <w:tab w:val="left" w:pos="8244"/>
+        <w:tab w:val="left" w:pos="9160"/>
+        <w:tab w:val="left" w:pos="10076"/>
+        <w:tab w:val="left" w:pos="10992"/>
+        <w:tab w:val="left" w:pos="11908"/>
+        <w:tab w:val="left" w:pos="12824"/>
+        <w:tab w:val="left" w:pos="13740"/>
+        <w:tab w:val="left" w:pos="14656"/>
+      </w:tabs>
+      <w:spacing w:after="0" w:line="240" w:lineRule="auto"/>
+    </w:pPr>
+    <w:rPr>
+      <w:rFonts w:ascii="Courier New" w:eastAsia="Times New Roman" w:hAnsi="Courier New" w:cs="Courier New"/>
+      <w:kern w:val="0"/>
+      <w:sz w:val="20"/>
+      <w:szCs w:val="20"/>
+      <w:lang w:eastAsia="en-GB"/>
+      <w14:ligatures w14:val="none"/>
+    </w:rPr>
+  </w:style>
+  <w:style w:type="character" w:customStyle="1" w:styleId="HTMLPreformattedChar">
+    <w:name w:val="HTML Preformatted Char"/>
+    <w:basedOn w:val="DefaultParagraphFont"/>
+    <w:link w:val="HTMLPreformatted"/>
+    <w:uiPriority w:val="99"/>
+    <w:semiHidden/>
+    <w:rsid w:val="002B4AF9"/>
+    <w:rPr>
+      <w:rFonts w:ascii="Courier New" w:eastAsia="Times New Roman" w:hAnsi="Courier New" w:cs="Courier New"/>
+      <w:kern w:val="0"/>
+      <w:sz w:val="20"/>
+      <w:szCs w:val="20"/>
+      <w:lang w:eastAsia="en-GB"/>
+      <w14:ligatures w14:val="none"/>
+    </w:rPr>
+  </w:style>
 </w:styles>
 </file>
 
